--- a/Управление IT-сервисами (Кузнецова)/Практическая 4.docx
+++ b/Управление IT-сервисами (Кузнецова)/Практическая 4.docx
@@ -5,11 +5,8 @@
     <w:p>
       <w:pPr>
         <w:spacing w:line="360" w:lineRule="auto"/>
-        <w:jc w:val="center"/>
-        <w:rPr>
-          <w:rFonts w:ascii="Times New Roman" w:hAnsi="Times New Roman" w:cs="Times New Roman"/>
-          <w:b/>
-          <w:bCs/>
+        <w:rPr>
+          <w:rFonts w:ascii="Times New Roman" w:hAnsi="Times New Roman" w:cs="Times New Roman"/>
           <w:sz w:val="28"/>
           <w:szCs w:val="28"/>
         </w:rPr>
@@ -17,22 +14,24 @@
       <w:r>
         <w:rPr>
           <w:rFonts w:ascii="Times New Roman" w:hAnsi="Times New Roman" w:cs="Times New Roman"/>
-          <w:b/>
-          <w:bCs/>
-          <w:sz w:val="28"/>
-          <w:szCs w:val="28"/>
-        </w:rPr>
-        <w:t>ДОКУМЕНТ ТРЕБОВАНИЙ К РЕЗУЛЬТАТУ ПРОЕКТА</w:t>
+          <w:sz w:val="28"/>
+          <w:szCs w:val="28"/>
+        </w:rPr>
+        <w:t>Требования к проекту:</w:t>
       </w:r>
     </w:p>
     <w:p>
       <w:pPr>
-        <w:spacing w:line="360" w:lineRule="auto"/>
-        <w:jc w:val="center"/>
-        <w:rPr>
-          <w:rFonts w:ascii="Times New Roman" w:hAnsi="Times New Roman" w:cs="Times New Roman"/>
-          <w:b/>
-          <w:bCs/>
+        <w:pStyle w:val="a7"/>
+        <w:numPr>
+          <w:ilvl w:val="0"/>
+          <w:numId w:val="23"/>
+        </w:numPr>
+        <w:spacing w:after="0" w:line="360" w:lineRule="auto"/>
+        <w:ind w:left="714" w:hanging="357"/>
+        <w:jc w:val="both"/>
+        <w:rPr>
+          <w:rFonts w:ascii="Times New Roman" w:hAnsi="Times New Roman" w:cs="Times New Roman"/>
           <w:sz w:val="28"/>
           <w:szCs w:val="28"/>
         </w:rPr>
@@ -40,23 +39,24 @@
       <w:r>
         <w:rPr>
           <w:rFonts w:ascii="Times New Roman" w:hAnsi="Times New Roman" w:cs="Times New Roman"/>
-          <w:b/>
-          <w:bCs/>
-          <w:sz w:val="28"/>
-          <w:szCs w:val="28"/>
-        </w:rPr>
-        <w:t>ОБЩИЕ ПОЛОЖЕНИЯ</w:t>
+          <w:sz w:val="28"/>
+          <w:szCs w:val="28"/>
+        </w:rPr>
+        <w:t>Коэффициент рентабельности инвестиций должен быть не менее 15% на протяжении 6 лет после начала эксплуатации проекта.</w:t>
       </w:r>
     </w:p>
     <w:p>
       <w:pPr>
-        <w:spacing w:line="360" w:lineRule="auto"/>
-        <w:ind w:firstLine="708"/>
+        <w:pStyle w:val="a7"/>
+        <w:numPr>
+          <w:ilvl w:val="0"/>
+          <w:numId w:val="23"/>
+        </w:numPr>
+        <w:spacing w:after="0" w:line="360" w:lineRule="auto"/>
+        <w:ind w:left="714" w:hanging="357"/>
         <w:jc w:val="both"/>
         <w:rPr>
           <w:rFonts w:ascii="Times New Roman" w:hAnsi="Times New Roman" w:cs="Times New Roman"/>
-          <w:b/>
-          <w:bCs/>
           <w:sz w:val="28"/>
           <w:szCs w:val="28"/>
         </w:rPr>
@@ -64,18 +64,52 @@
       <w:r>
         <w:rPr>
           <w:rFonts w:ascii="Times New Roman" w:hAnsi="Times New Roman" w:cs="Times New Roman"/>
-          <w:b/>
-          <w:bCs/>
-          <w:sz w:val="28"/>
-          <w:szCs w:val="28"/>
-        </w:rPr>
-        <w:t>1.1. Назначение документа</w:t>
+          <w:sz w:val="28"/>
+          <w:szCs w:val="28"/>
+        </w:rPr>
+        <w:t>Коэффици</w:t>
+      </w:r>
+      <w:r>
+        <w:rPr>
+          <w:rFonts w:ascii="Times New Roman" w:hAnsi="Times New Roman" w:cs="Times New Roman"/>
+          <w:sz w:val="28"/>
+          <w:szCs w:val="28"/>
+        </w:rPr>
+        <w:t>е</w:t>
+      </w:r>
+      <w:r>
+        <w:rPr>
+          <w:rFonts w:ascii="Times New Roman" w:hAnsi="Times New Roman" w:cs="Times New Roman"/>
+          <w:sz w:val="28"/>
+          <w:szCs w:val="28"/>
+        </w:rPr>
+        <w:t xml:space="preserve">нт </w:t>
+      </w:r>
+      <w:r>
+        <w:rPr>
+          <w:rFonts w:ascii="Times New Roman" w:hAnsi="Times New Roman" w:cs="Times New Roman"/>
+          <w:sz w:val="28"/>
+          <w:szCs w:val="28"/>
+        </w:rPr>
+        <w:t>д</w:t>
+      </w:r>
+      <w:r>
+        <w:rPr>
+          <w:rFonts w:ascii="Times New Roman" w:hAnsi="Times New Roman" w:cs="Times New Roman"/>
+          <w:sz w:val="28"/>
+          <w:szCs w:val="28"/>
+        </w:rPr>
+        <w:t>оступности системы не менее 99.9% во время всего эксплуатационного периода.</w:t>
       </w:r>
     </w:p>
     <w:p>
       <w:pPr>
-        <w:spacing w:line="360" w:lineRule="auto"/>
-        <w:ind w:firstLine="708"/>
+        <w:numPr>
+          <w:ilvl w:val="0"/>
+          <w:numId w:val="23"/>
+        </w:numPr>
+        <w:spacing w:after="0" w:line="360" w:lineRule="auto"/>
+        <w:ind w:left="714" w:hanging="357"/>
         <w:jc w:val="both"/>
         <w:rPr>
           <w:rFonts w:ascii="Times New Roman" w:hAnsi="Times New Roman" w:cs="Times New Roman"/>
@@ -89,127 +123,7 @@
           <w:sz w:val="28"/>
           <w:szCs w:val="28"/>
         </w:rPr>
-        <w:t xml:space="preserve">Данный документ определяет требования к результату проекта </w:t>
-      </w:r>
-      <w:proofErr w:type="spellStart"/>
-      <w:r>
-        <w:rPr>
-          <w:rFonts w:ascii="Times New Roman" w:hAnsi="Times New Roman" w:cs="Times New Roman"/>
-          <w:b/>
-          <w:bCs/>
-          <w:sz w:val="28"/>
-          <w:szCs w:val="28"/>
-        </w:rPr>
-        <w:t>SmartTravel</w:t>
-      </w:r>
-      <w:proofErr w:type="spellEnd"/>
-      <w:r>
-        <w:rPr>
-          <w:rFonts w:ascii="Times New Roman" w:hAnsi="Times New Roman" w:cs="Times New Roman"/>
-          <w:b/>
-          <w:bCs/>
-          <w:sz w:val="28"/>
-          <w:szCs w:val="28"/>
-        </w:rPr>
-        <w:t xml:space="preserve"> </w:t>
-      </w:r>
-      <w:proofErr w:type="spellStart"/>
-      <w:r>
-        <w:rPr>
-          <w:rFonts w:ascii="Times New Roman" w:hAnsi="Times New Roman" w:cs="Times New Roman"/>
-          <w:b/>
-          <w:bCs/>
-          <w:sz w:val="28"/>
-          <w:szCs w:val="28"/>
-        </w:rPr>
-        <w:t>Planner</w:t>
-      </w:r>
-      <w:proofErr w:type="spellEnd"/>
-      <w:r>
-        <w:rPr>
-          <w:rFonts w:ascii="Times New Roman" w:hAnsi="Times New Roman" w:cs="Times New Roman"/>
-          <w:sz w:val="28"/>
-          <w:szCs w:val="28"/>
-        </w:rPr>
-        <w:t>, включая функциональные и нефункциональные требования, ограничения и критерии успешности.</w:t>
-      </w:r>
-    </w:p>
-    <w:p>
-      <w:pPr>
-        <w:spacing w:line="360" w:lineRule="auto"/>
-        <w:ind w:firstLine="708"/>
-        <w:jc w:val="both"/>
-        <w:rPr>
-          <w:rFonts w:ascii="Times New Roman" w:hAnsi="Times New Roman" w:cs="Times New Roman"/>
-          <w:b/>
-          <w:bCs/>
-          <w:sz w:val="28"/>
-          <w:szCs w:val="28"/>
-        </w:rPr>
-      </w:pPr>
-      <w:r>
-        <w:rPr>
-          <w:rFonts w:ascii="Times New Roman" w:hAnsi="Times New Roman" w:cs="Times New Roman"/>
-          <w:b/>
-          <w:bCs/>
-          <w:sz w:val="28"/>
-          <w:szCs w:val="28"/>
-        </w:rPr>
-        <w:t>1.2. Описание продукта</w:t>
-      </w:r>
-    </w:p>
-    <w:p>
-      <w:pPr>
-        <w:spacing w:line="360" w:lineRule="auto"/>
-        <w:ind w:firstLine="708"/>
-        <w:jc w:val="both"/>
-        <w:rPr>
-          <w:rFonts w:ascii="Times New Roman" w:hAnsi="Times New Roman" w:cs="Times New Roman"/>
-          <w:sz w:val="28"/>
-          <w:szCs w:val="28"/>
-        </w:rPr>
-      </w:pPr>
-      <w:proofErr w:type="spellStart"/>
-      <w:r>
-        <w:rPr>
-          <w:rFonts w:ascii="Times New Roman" w:hAnsi="Times New Roman" w:cs="Times New Roman"/>
-          <w:b/>
-          <w:bCs/>
-          <w:sz w:val="28"/>
-          <w:szCs w:val="28"/>
-        </w:rPr>
-        <w:t>SmartTravel</w:t>
-      </w:r>
-      <w:proofErr w:type="spellEnd"/>
-      <w:r>
-        <w:rPr>
-          <w:rFonts w:ascii="Times New Roman" w:hAnsi="Times New Roman" w:cs="Times New Roman"/>
-          <w:b/>
-          <w:bCs/>
-          <w:sz w:val="28"/>
-          <w:szCs w:val="28"/>
-        </w:rPr>
-        <w:t xml:space="preserve"> </w:t>
-      </w:r>
-      <w:proofErr w:type="spellStart"/>
-      <w:r>
-        <w:rPr>
-          <w:rFonts w:ascii="Times New Roman" w:hAnsi="Times New Roman" w:cs="Times New Roman"/>
-          <w:b/>
-          <w:bCs/>
-          <w:sz w:val="28"/>
-          <w:szCs w:val="28"/>
-        </w:rPr>
-        <w:t>Planner</w:t>
-      </w:r>
-      <w:proofErr w:type="spellEnd"/>
-      <w:r>
-        <w:rPr>
-          <w:rFonts w:ascii="Times New Roman" w:hAnsi="Times New Roman" w:cs="Times New Roman"/>
-          <w:sz w:val="28"/>
-          <w:szCs w:val="28"/>
-        </w:rPr>
-        <w:t xml:space="preserve"> — это веб-приложение, предназначенное для автоматического формирования персонализированных маршрутов путешествий с учетом</w:t>
+        <w:t>С</w:t>
       </w:r>
       <w:r>
         <w:rPr>
@@ -217,7 +131,7 @@
           <w:sz w:val="28"/>
           <w:szCs w:val="28"/>
         </w:rPr>
-        <w:t xml:space="preserve"> </w:t>
+        <w:t xml:space="preserve">истема генерирует релевантные маршруты </w:t>
       </w:r>
       <w:r>
         <w:rPr>
@@ -225,7 +139,7 @@
           <w:sz w:val="28"/>
           <w:szCs w:val="28"/>
         </w:rPr>
-        <w:t>бюджета пользователя</w:t>
+        <w:t>более чем в</w:t>
       </w:r>
       <w:r>
         <w:rPr>
@@ -233,47 +147,7 @@
           <w:sz w:val="28"/>
           <w:szCs w:val="28"/>
         </w:rPr>
-        <w:t xml:space="preserve">, </w:t>
-      </w:r>
-      <w:r>
-        <w:rPr>
-          <w:rFonts w:ascii="Times New Roman" w:hAnsi="Times New Roman" w:cs="Times New Roman"/>
-          <w:sz w:val="28"/>
-          <w:szCs w:val="28"/>
-        </w:rPr>
-        <w:t>предпочтений</w:t>
-      </w:r>
-      <w:r>
-        <w:rPr>
-          <w:rFonts w:ascii="Times New Roman" w:hAnsi="Times New Roman" w:cs="Times New Roman"/>
-          <w:sz w:val="28"/>
-          <w:szCs w:val="28"/>
-        </w:rPr>
-        <w:t xml:space="preserve">, </w:t>
-      </w:r>
-      <w:r>
-        <w:rPr>
-          <w:rFonts w:ascii="Times New Roman" w:hAnsi="Times New Roman" w:cs="Times New Roman"/>
-          <w:sz w:val="28"/>
-          <w:szCs w:val="28"/>
-        </w:rPr>
-        <w:t xml:space="preserve">длительности поездки </w:t>
-      </w:r>
-      <w:r>
-        <w:rPr>
-          <w:rFonts w:ascii="Times New Roman" w:hAnsi="Times New Roman" w:cs="Times New Roman"/>
-          <w:sz w:val="28"/>
-          <w:szCs w:val="28"/>
-        </w:rPr>
-        <w:t xml:space="preserve">и </w:t>
-      </w:r>
-      <w:r>
-        <w:rPr>
-          <w:rFonts w:ascii="Times New Roman" w:hAnsi="Times New Roman" w:cs="Times New Roman"/>
-          <w:sz w:val="28"/>
-          <w:szCs w:val="28"/>
-        </w:rPr>
-        <w:t>географических ограничений</w:t>
+        <w:t xml:space="preserve"> 80% случаев</w:t>
       </w:r>
       <w:r>
         <w:rPr>
@@ -286,13 +160,15 @@
     </w:p>
     <w:p>
       <w:pPr>
-        <w:spacing w:line="360" w:lineRule="auto"/>
-        <w:ind w:firstLine="708"/>
+        <w:numPr>
+          <w:ilvl w:val="0"/>
+          <w:numId w:val="23"/>
+        </w:numPr>
+        <w:spacing w:after="0" w:line="360" w:lineRule="auto"/>
+        <w:ind w:left="714" w:hanging="357"/>
         <w:jc w:val="both"/>
         <w:rPr>
           <w:rFonts w:ascii="Times New Roman" w:hAnsi="Times New Roman" w:cs="Times New Roman"/>
-          <w:b/>
-          <w:bCs/>
           <w:sz w:val="28"/>
           <w:szCs w:val="28"/>
         </w:rPr>
@@ -300,120 +176,10 @@
       <w:r>
         <w:rPr>
           <w:rFonts w:ascii="Times New Roman" w:hAnsi="Times New Roman" w:cs="Times New Roman"/>
-          <w:b/>
-          <w:bCs/>
-          <w:sz w:val="28"/>
-          <w:szCs w:val="28"/>
-        </w:rPr>
-        <w:t>1.3. Цель проекта</w:t>
-      </w:r>
-    </w:p>
-    <w:p>
-      <w:pPr>
-        <w:spacing w:line="360" w:lineRule="auto"/>
-        <w:ind w:firstLine="708"/>
-        <w:jc w:val="both"/>
-        <w:rPr>
-          <w:rFonts w:ascii="Times New Roman" w:hAnsi="Times New Roman" w:cs="Times New Roman"/>
-          <w:sz w:val="28"/>
-          <w:szCs w:val="28"/>
-        </w:rPr>
-      </w:pPr>
-      <w:r>
-        <w:rPr>
-          <w:rFonts w:ascii="Times New Roman" w:hAnsi="Times New Roman" w:cs="Times New Roman"/>
-          <w:sz w:val="28"/>
-          <w:szCs w:val="28"/>
-        </w:rPr>
-        <w:t>Целью проекта является с</w:t>
-      </w:r>
-      <w:r>
-        <w:rPr>
-          <w:rFonts w:ascii="Times New Roman" w:hAnsi="Times New Roman" w:cs="Times New Roman"/>
-          <w:sz w:val="28"/>
-          <w:szCs w:val="28"/>
-        </w:rPr>
-        <w:t>озда</w:t>
-      </w:r>
-      <w:r>
-        <w:rPr>
-          <w:rFonts w:ascii="Times New Roman" w:hAnsi="Times New Roman" w:cs="Times New Roman"/>
-          <w:sz w:val="28"/>
-          <w:szCs w:val="28"/>
-        </w:rPr>
-        <w:t>ние</w:t>
-      </w:r>
-      <w:r>
-        <w:rPr>
-          <w:rFonts w:ascii="Times New Roman" w:hAnsi="Times New Roman" w:cs="Times New Roman"/>
-          <w:sz w:val="28"/>
-          <w:szCs w:val="28"/>
-        </w:rPr>
-        <w:t xml:space="preserve"> сервис</w:t>
-      </w:r>
-      <w:r>
-        <w:rPr>
-          <w:rFonts w:ascii="Times New Roman" w:hAnsi="Times New Roman" w:cs="Times New Roman"/>
-          <w:sz w:val="28"/>
-          <w:szCs w:val="28"/>
-        </w:rPr>
-        <w:t>а</w:t>
-      </w:r>
-      <w:r>
-        <w:rPr>
-          <w:rFonts w:ascii="Times New Roman" w:hAnsi="Times New Roman" w:cs="Times New Roman"/>
-          <w:sz w:val="28"/>
-          <w:szCs w:val="28"/>
-        </w:rPr>
-        <w:t>, который</w:t>
-      </w:r>
-      <w:r>
-        <w:rPr>
-          <w:rFonts w:ascii="Times New Roman" w:hAnsi="Times New Roman" w:cs="Times New Roman"/>
-          <w:sz w:val="28"/>
-          <w:szCs w:val="28"/>
-        </w:rPr>
-        <w:t xml:space="preserve"> </w:t>
-      </w:r>
-      <w:r>
-        <w:rPr>
-          <w:rFonts w:ascii="Times New Roman" w:hAnsi="Times New Roman" w:cs="Times New Roman"/>
-          <w:sz w:val="28"/>
-          <w:szCs w:val="28"/>
-        </w:rPr>
-        <w:t>сокращает время планирования поездки</w:t>
-      </w:r>
-      <w:r>
-        <w:rPr>
-          <w:rFonts w:ascii="Times New Roman" w:hAnsi="Times New Roman" w:cs="Times New Roman"/>
-          <w:sz w:val="28"/>
-          <w:szCs w:val="28"/>
-        </w:rPr>
-        <w:t xml:space="preserve">, </w:t>
-      </w:r>
-      <w:r>
-        <w:rPr>
-          <w:rFonts w:ascii="Times New Roman" w:hAnsi="Times New Roman" w:cs="Times New Roman"/>
-          <w:sz w:val="28"/>
-          <w:szCs w:val="28"/>
-        </w:rPr>
-        <w:t xml:space="preserve">повышает качество маршрутов </w:t>
-      </w:r>
-      <w:r>
-        <w:rPr>
-          <w:rFonts w:ascii="Times New Roman" w:hAnsi="Times New Roman" w:cs="Times New Roman"/>
-          <w:sz w:val="28"/>
-          <w:szCs w:val="28"/>
-        </w:rPr>
-        <w:t xml:space="preserve">и </w:t>
-      </w:r>
-      <w:r>
-        <w:rPr>
-          <w:rFonts w:ascii="Times New Roman" w:hAnsi="Times New Roman" w:cs="Times New Roman"/>
-          <w:sz w:val="28"/>
-          <w:szCs w:val="28"/>
-        </w:rPr>
-        <w:t>предоставляет персонализированные рекомендации</w:t>
+          <w:sz w:val="28"/>
+          <w:szCs w:val="28"/>
+        </w:rPr>
+        <w:t>Пользовательская оценка должна составлять не менее 4.0 по пятибалльной шкале</w:t>
       </w:r>
       <w:r>
         <w:rPr>
@@ -426,12 +192,15 @@
     </w:p>
     <w:p>
       <w:pPr>
-        <w:spacing w:line="360" w:lineRule="auto"/>
-        <w:jc w:val="center"/>
-        <w:rPr>
-          <w:rFonts w:ascii="Times New Roman" w:hAnsi="Times New Roman" w:cs="Times New Roman"/>
-          <w:b/>
-          <w:bCs/>
+        <w:numPr>
+          <w:ilvl w:val="0"/>
+          <w:numId w:val="23"/>
+        </w:numPr>
+        <w:spacing w:after="0" w:line="360" w:lineRule="auto"/>
+        <w:ind w:left="714" w:hanging="357"/>
+        <w:jc w:val="both"/>
+        <w:rPr>
+          <w:rFonts w:ascii="Times New Roman" w:hAnsi="Times New Roman" w:cs="Times New Roman"/>
           <w:sz w:val="28"/>
           <w:szCs w:val="28"/>
         </w:rPr>
@@ -439,12 +208,75 @@
       <w:r>
         <w:rPr>
           <w:rFonts w:ascii="Times New Roman" w:hAnsi="Times New Roman" w:cs="Times New Roman"/>
-          <w:b/>
-          <w:bCs/>
-          <w:sz w:val="28"/>
-          <w:szCs w:val="28"/>
-        </w:rPr>
-        <w:t>ФУНКЦИОНАЛЬНЫЕ ТРЕБОВАНИЯ</w:t>
+          <w:sz w:val="28"/>
+          <w:szCs w:val="28"/>
+        </w:rPr>
+        <w:t>С</w:t>
+      </w:r>
+      <w:r>
+        <w:rPr>
+          <w:rFonts w:ascii="Times New Roman" w:hAnsi="Times New Roman" w:cs="Times New Roman"/>
+          <w:sz w:val="28"/>
+          <w:szCs w:val="28"/>
+        </w:rPr>
+        <w:t>истема стабильно работает при нагрузке</w:t>
+      </w:r>
+      <w:r>
+        <w:rPr>
+          <w:rFonts w:ascii="Times New Roman" w:hAnsi="Times New Roman" w:cs="Times New Roman"/>
+          <w:sz w:val="28"/>
+          <w:szCs w:val="28"/>
+        </w:rPr>
+        <w:t xml:space="preserve"> </w:t>
+      </w:r>
+      <w:r>
+        <w:rPr>
+          <w:rFonts w:ascii="Times New Roman" w:hAnsi="Times New Roman" w:cs="Times New Roman"/>
+          <w:sz w:val="28"/>
+          <w:szCs w:val="28"/>
+        </w:rPr>
+        <w:t>~1000</w:t>
+      </w:r>
+      <w:r>
+        <w:rPr>
+          <w:rFonts w:ascii="Times New Roman" w:hAnsi="Times New Roman" w:cs="Times New Roman"/>
+          <w:sz w:val="28"/>
+          <w:szCs w:val="28"/>
+          <w:lang w:val="en-US"/>
+        </w:rPr>
+        <w:t>RPS</w:t>
+      </w:r>
+      <w:r>
+        <w:rPr>
+          <w:rFonts w:ascii="Times New Roman" w:hAnsi="Times New Roman" w:cs="Times New Roman"/>
+          <w:sz w:val="28"/>
+          <w:szCs w:val="28"/>
+        </w:rPr>
+        <w:t xml:space="preserve"> (1000 </w:t>
+      </w:r>
+      <w:r>
+        <w:rPr>
+          <w:rFonts w:ascii="Times New Roman" w:hAnsi="Times New Roman" w:cs="Times New Roman"/>
+          <w:sz w:val="28"/>
+          <w:szCs w:val="28"/>
+        </w:rPr>
+        <w:t>запросов в секунду</w:t>
+      </w:r>
+      <w:r>
+        <w:rPr>
+          <w:rFonts w:ascii="Times New Roman" w:hAnsi="Times New Roman" w:cs="Times New Roman"/>
+          <w:sz w:val="28"/>
+          <w:szCs w:val="28"/>
+        </w:rPr>
+        <w:t>)</w:t>
+      </w:r>
+      <w:r>
+        <w:rPr>
+          <w:rFonts w:ascii="Times New Roman" w:hAnsi="Times New Roman" w:cs="Times New Roman"/>
+          <w:sz w:val="28"/>
+          <w:szCs w:val="28"/>
+        </w:rPr>
+        <w:t>.</w:t>
       </w:r>
     </w:p>
     <w:p>
@@ -452,9 +284,10 @@
         <w:pStyle w:val="a7"/>
         <w:numPr>
           <w:ilvl w:val="0"/>
-          <w:numId w:val="21"/>
+          <w:numId w:val="23"/>
         </w:numPr>
-        <w:spacing w:line="360" w:lineRule="auto"/>
+        <w:spacing w:after="0" w:line="360" w:lineRule="auto"/>
+        <w:ind w:left="714" w:hanging="357"/>
         <w:jc w:val="both"/>
         <w:rPr>
           <w:rFonts w:ascii="Times New Roman" w:hAnsi="Times New Roman" w:cs="Times New Roman"/>
@@ -468,7 +301,7 @@
           <w:sz w:val="28"/>
           <w:szCs w:val="28"/>
         </w:rPr>
-        <w:t>Система должна обеспечивать</w:t>
+        <w:t>Ежемесячный прирост в 300 000 новых пользователей в месяц на протяжении первого года эксплуатации</w:t>
       </w:r>
       <w:r>
         <w:rPr>
@@ -476,7 +309,81 @@
           <w:sz w:val="28"/>
           <w:szCs w:val="28"/>
         </w:rPr>
-        <w:t xml:space="preserve"> </w:t>
+        <w:t>.</w:t>
+      </w:r>
+    </w:p>
+    <w:p>
+      <w:pPr>
+        <w:pStyle w:val="a7"/>
+        <w:numPr>
+          <w:ilvl w:val="0"/>
+          <w:numId w:val="23"/>
+        </w:numPr>
+        <w:spacing w:after="0" w:line="360" w:lineRule="auto"/>
+        <w:ind w:left="714" w:hanging="357"/>
+        <w:jc w:val="both"/>
+        <w:rPr>
+          <w:rFonts w:ascii="Times New Roman" w:hAnsi="Times New Roman" w:cs="Times New Roman"/>
+          <w:sz w:val="28"/>
+          <w:szCs w:val="28"/>
+        </w:rPr>
+      </w:pPr>
+      <w:r>
+        <w:rPr>
+          <w:rFonts w:ascii="Times New Roman" w:hAnsi="Times New Roman" w:cs="Times New Roman"/>
+          <w:sz w:val="28"/>
+          <w:szCs w:val="28"/>
+        </w:rPr>
+        <w:t>Более 99% уведомлений должны быть успешно доставлены до конечных пользователей после начала эксплуатации продукта.</w:t>
+      </w:r>
+    </w:p>
+    <w:p>
+      <w:pPr>
+        <w:pStyle w:val="a7"/>
+        <w:numPr>
+          <w:ilvl w:val="0"/>
+          <w:numId w:val="23"/>
+        </w:numPr>
+        <w:spacing w:after="0" w:line="360" w:lineRule="auto"/>
+        <w:ind w:left="714" w:hanging="357"/>
+        <w:jc w:val="both"/>
+        <w:rPr>
+          <w:rFonts w:ascii="Times New Roman" w:hAnsi="Times New Roman" w:cs="Times New Roman"/>
+          <w:sz w:val="28"/>
+          <w:szCs w:val="28"/>
+        </w:rPr>
+      </w:pPr>
+      <w:r>
+        <w:rPr>
+          <w:rFonts w:ascii="Times New Roman" w:hAnsi="Times New Roman" w:cs="Times New Roman"/>
+          <w:sz w:val="28"/>
+          <w:szCs w:val="28"/>
+        </w:rPr>
+        <w:t>Время отклика внутреннего интерфейса должен составлять не более 3 секунд вне зависимости от количества активных пользователей.</w:t>
+      </w:r>
+    </w:p>
+    <w:p>
+      <w:pPr>
+        <w:numPr>
+          <w:ilvl w:val="0"/>
+          <w:numId w:val="23"/>
+        </w:numPr>
+        <w:spacing w:after="0" w:line="360" w:lineRule="auto"/>
+        <w:ind w:left="714" w:hanging="357"/>
+        <w:jc w:val="both"/>
+        <w:rPr>
+          <w:rFonts w:ascii="Times New Roman" w:hAnsi="Times New Roman" w:cs="Times New Roman"/>
+          <w:sz w:val="28"/>
+          <w:szCs w:val="28"/>
+        </w:rPr>
+      </w:pPr>
+      <w:r>
+        <w:rPr>
+          <w:rFonts w:ascii="Times New Roman" w:hAnsi="Times New Roman" w:cs="Times New Roman"/>
+          <w:sz w:val="28"/>
+          <w:szCs w:val="28"/>
+        </w:rPr>
+        <w:t>П</w:t>
       </w:r>
       <w:r>
         <w:rPr>
@@ -484,7 +391,7 @@
           <w:sz w:val="28"/>
           <w:szCs w:val="28"/>
         </w:rPr>
-        <w:t>регистрацию пользователя</w:t>
+        <w:t>ользователь может создать</w:t>
       </w:r>
       <w:r>
         <w:rPr>
@@ -492,7 +399,7 @@
           <w:sz w:val="28"/>
           <w:szCs w:val="28"/>
         </w:rPr>
-        <w:t xml:space="preserve">, </w:t>
+        <w:t xml:space="preserve"> релевантный</w:t>
       </w:r>
       <w:r>
         <w:rPr>
@@ -500,7 +407,7 @@
           <w:sz w:val="28"/>
           <w:szCs w:val="28"/>
         </w:rPr>
-        <w:t>авторизацию восстановление пароля</w:t>
+        <w:t xml:space="preserve"> маршрут менее чем за 1 минуту</w:t>
       </w:r>
       <w:r>
         <w:rPr>
@@ -508,23 +415,7 @@
           <w:sz w:val="28"/>
           <w:szCs w:val="28"/>
         </w:rPr>
-        <w:t xml:space="preserve">, </w:t>
-      </w:r>
-      <w:r>
-        <w:rPr>
-          <w:rFonts w:ascii="Times New Roman" w:hAnsi="Times New Roman" w:cs="Times New Roman"/>
-          <w:sz w:val="28"/>
-          <w:szCs w:val="28"/>
-        </w:rPr>
-        <w:t>управление профилем (интересы, бюджет, страны)</w:t>
-      </w:r>
-      <w:r>
-        <w:rPr>
-          <w:rFonts w:ascii="Times New Roman" w:hAnsi="Times New Roman" w:cs="Times New Roman"/>
-          <w:sz w:val="28"/>
-          <w:szCs w:val="28"/>
-        </w:rPr>
-        <w:t>.</w:t>
+        <w:t>;</w:t>
       </w:r>
       <w:r>
         <w:rPr>
@@ -540,7 +431,7 @@
         <w:pStyle w:val="a7"/>
         <w:numPr>
           <w:ilvl w:val="0"/>
-          <w:numId w:val="21"/>
+          <w:numId w:val="23"/>
         </w:numPr>
         <w:spacing w:line="360" w:lineRule="auto"/>
         <w:jc w:val="both"/>
@@ -556,111 +447,7 @@
           <w:sz w:val="28"/>
           <w:szCs w:val="28"/>
         </w:rPr>
-        <w:t>Система должна</w:t>
-      </w:r>
-      <w:r>
-        <w:rPr>
-          <w:rFonts w:ascii="Times New Roman" w:hAnsi="Times New Roman" w:cs="Times New Roman"/>
-          <w:sz w:val="28"/>
-          <w:szCs w:val="28"/>
-        </w:rPr>
-        <w:t xml:space="preserve"> </w:t>
-      </w:r>
-      <w:r>
-        <w:rPr>
-          <w:rFonts w:ascii="Times New Roman" w:hAnsi="Times New Roman" w:cs="Times New Roman"/>
-          <w:sz w:val="28"/>
-          <w:szCs w:val="28"/>
-        </w:rPr>
-        <w:t>формировать маршрут автоматически</w:t>
-      </w:r>
-      <w:r>
-        <w:rPr>
-          <w:rFonts w:ascii="Times New Roman" w:hAnsi="Times New Roman" w:cs="Times New Roman"/>
-          <w:sz w:val="28"/>
-          <w:szCs w:val="28"/>
-        </w:rPr>
-        <w:t xml:space="preserve">, </w:t>
-      </w:r>
-      <w:r>
-        <w:rPr>
-          <w:rFonts w:ascii="Times New Roman" w:hAnsi="Times New Roman" w:cs="Times New Roman"/>
-          <w:sz w:val="28"/>
-          <w:szCs w:val="28"/>
-        </w:rPr>
-        <w:t>учитывать</w:t>
-      </w:r>
-      <w:r>
-        <w:rPr>
-          <w:rFonts w:ascii="Times New Roman" w:hAnsi="Times New Roman" w:cs="Times New Roman"/>
-          <w:sz w:val="28"/>
-          <w:szCs w:val="28"/>
-        </w:rPr>
-        <w:t xml:space="preserve"> </w:t>
-      </w:r>
-      <w:r>
-        <w:rPr>
-          <w:rFonts w:ascii="Times New Roman" w:hAnsi="Times New Roman" w:cs="Times New Roman"/>
-          <w:sz w:val="28"/>
-          <w:szCs w:val="28"/>
-        </w:rPr>
-        <w:t xml:space="preserve">бюджет </w:t>
-      </w:r>
-      <w:r>
-        <w:rPr>
-          <w:rFonts w:ascii="Times New Roman" w:hAnsi="Times New Roman" w:cs="Times New Roman"/>
-          <w:sz w:val="28"/>
-          <w:szCs w:val="28"/>
-        </w:rPr>
-        <w:t>д</w:t>
-      </w:r>
-      <w:r>
-        <w:rPr>
-          <w:rFonts w:ascii="Times New Roman" w:hAnsi="Times New Roman" w:cs="Times New Roman"/>
-          <w:sz w:val="28"/>
-          <w:szCs w:val="28"/>
-        </w:rPr>
-        <w:t>аты поездки</w:t>
-      </w:r>
-      <w:r>
-        <w:rPr>
-          <w:rFonts w:ascii="Times New Roman" w:hAnsi="Times New Roman" w:cs="Times New Roman"/>
-          <w:sz w:val="28"/>
-          <w:szCs w:val="28"/>
-        </w:rPr>
-        <w:t xml:space="preserve">, </w:t>
-      </w:r>
-      <w:r>
-        <w:rPr>
-          <w:rFonts w:ascii="Times New Roman" w:hAnsi="Times New Roman" w:cs="Times New Roman"/>
-          <w:sz w:val="28"/>
-          <w:szCs w:val="28"/>
-        </w:rPr>
-        <w:t>интересы пользователя</w:t>
-      </w:r>
-      <w:r>
-        <w:rPr>
-          <w:rFonts w:ascii="Times New Roman" w:hAnsi="Times New Roman" w:cs="Times New Roman"/>
-          <w:sz w:val="28"/>
-          <w:szCs w:val="28"/>
-        </w:rPr>
-        <w:t xml:space="preserve">, а также </w:t>
-      </w:r>
-      <w:r>
-        <w:rPr>
-          <w:rFonts w:ascii="Times New Roman" w:hAnsi="Times New Roman" w:cs="Times New Roman"/>
-          <w:sz w:val="28"/>
-          <w:szCs w:val="28"/>
-        </w:rPr>
-        <w:t>предлагать альтернативные маршруты</w:t>
-      </w:r>
-      <w:r>
-        <w:rPr>
-          <w:rFonts w:ascii="Times New Roman" w:hAnsi="Times New Roman" w:cs="Times New Roman"/>
-          <w:sz w:val="28"/>
-          <w:szCs w:val="28"/>
-        </w:rPr>
-        <w:t>.</w:t>
+        <w:t xml:space="preserve"> Время выхода новой версии в эксплуатацию не более 4 часов при соблюдении всех требований к тестированию.</w:t>
       </w:r>
     </w:p>
     <w:p>
@@ -668,7 +455,7 @@
         <w:pStyle w:val="a7"/>
         <w:numPr>
           <w:ilvl w:val="0"/>
-          <w:numId w:val="21"/>
+          <w:numId w:val="23"/>
         </w:numPr>
         <w:spacing w:line="360" w:lineRule="auto"/>
         <w:jc w:val="both"/>
@@ -684,79 +471,7 @@
           <w:sz w:val="28"/>
           <w:szCs w:val="28"/>
         </w:rPr>
-        <w:t>Интерактивная карта</w:t>
-      </w:r>
-      <w:r>
-        <w:rPr>
-          <w:rFonts w:ascii="Times New Roman" w:hAnsi="Times New Roman" w:cs="Times New Roman"/>
-          <w:sz w:val="28"/>
-          <w:szCs w:val="28"/>
-        </w:rPr>
-        <w:t xml:space="preserve"> должна предоставлять возможность </w:t>
-      </w:r>
-      <w:r>
-        <w:rPr>
-          <w:rFonts w:ascii="Times New Roman" w:hAnsi="Times New Roman" w:cs="Times New Roman"/>
-          <w:sz w:val="28"/>
-          <w:szCs w:val="28"/>
-        </w:rPr>
-        <w:t>отображение маршрута на карте точки интереса (POI)</w:t>
-      </w:r>
-      <w:r>
-        <w:rPr>
-          <w:rFonts w:ascii="Times New Roman" w:hAnsi="Times New Roman" w:cs="Times New Roman"/>
-          <w:sz w:val="28"/>
-          <w:szCs w:val="28"/>
-        </w:rPr>
-        <w:t xml:space="preserve">, </w:t>
-      </w:r>
-      <w:r>
-        <w:rPr>
-          <w:rFonts w:ascii="Times New Roman" w:hAnsi="Times New Roman" w:cs="Times New Roman"/>
-          <w:sz w:val="28"/>
-          <w:szCs w:val="28"/>
-        </w:rPr>
-        <w:t>сохранение созданных маршрутов</w:t>
-      </w:r>
-      <w:r>
-        <w:rPr>
-          <w:rFonts w:ascii="Times New Roman" w:hAnsi="Times New Roman" w:cs="Times New Roman"/>
-          <w:sz w:val="28"/>
-          <w:szCs w:val="28"/>
-        </w:rPr>
-        <w:t xml:space="preserve">, </w:t>
-      </w:r>
-      <w:r>
-        <w:rPr>
-          <w:rFonts w:ascii="Times New Roman" w:hAnsi="Times New Roman" w:cs="Times New Roman"/>
-          <w:sz w:val="28"/>
-          <w:szCs w:val="28"/>
-        </w:rPr>
-        <w:t xml:space="preserve">возможность редактирования </w:t>
-      </w:r>
-      <w:r>
-        <w:rPr>
-          <w:rFonts w:ascii="Times New Roman" w:hAnsi="Times New Roman" w:cs="Times New Roman"/>
-          <w:sz w:val="28"/>
-          <w:szCs w:val="28"/>
-        </w:rPr>
-        <w:t>и</w:t>
-      </w:r>
-      <w:r>
-        <w:rPr>
-          <w:rFonts w:ascii="Times New Roman" w:hAnsi="Times New Roman" w:cs="Times New Roman"/>
-          <w:sz w:val="28"/>
-          <w:szCs w:val="28"/>
-        </w:rPr>
-        <w:t xml:space="preserve"> удаления</w:t>
-      </w:r>
-      <w:r>
-        <w:rPr>
-          <w:rFonts w:ascii="Times New Roman" w:hAnsi="Times New Roman" w:cs="Times New Roman"/>
-          <w:sz w:val="28"/>
-          <w:szCs w:val="28"/>
-        </w:rPr>
-        <w:t>.</w:t>
+        <w:t>Время реакции службы поддержки на жалобу пользователя не должен составлять более 30 минут.</w:t>
       </w:r>
     </w:p>
     <w:p>
@@ -764,7 +479,7 @@
         <w:pStyle w:val="a7"/>
         <w:numPr>
           <w:ilvl w:val="0"/>
-          <w:numId w:val="21"/>
+          <w:numId w:val="23"/>
         </w:numPr>
         <w:spacing w:line="360" w:lineRule="auto"/>
         <w:jc w:val="both"/>
@@ -780,79 +495,7 @@
           <w:sz w:val="28"/>
           <w:szCs w:val="28"/>
         </w:rPr>
-        <w:t>Рекомендательная система</w:t>
-      </w:r>
-      <w:r>
-        <w:rPr>
-          <w:rFonts w:ascii="Times New Roman" w:hAnsi="Times New Roman" w:cs="Times New Roman"/>
-          <w:sz w:val="28"/>
-          <w:szCs w:val="28"/>
-        </w:rPr>
-        <w:t xml:space="preserve"> должна предлагать </w:t>
-      </w:r>
-      <w:r>
-        <w:rPr>
-          <w:rFonts w:ascii="Times New Roman" w:hAnsi="Times New Roman" w:cs="Times New Roman"/>
-          <w:sz w:val="28"/>
-          <w:szCs w:val="28"/>
-        </w:rPr>
-        <w:t>подбор</w:t>
-      </w:r>
-      <w:r>
-        <w:rPr>
-          <w:rFonts w:ascii="Times New Roman" w:hAnsi="Times New Roman" w:cs="Times New Roman"/>
-          <w:sz w:val="28"/>
-          <w:szCs w:val="28"/>
-        </w:rPr>
-        <w:t xml:space="preserve"> достопримечательностей</w:t>
-      </w:r>
-      <w:r>
-        <w:rPr>
-          <w:rFonts w:ascii="Times New Roman" w:hAnsi="Times New Roman" w:cs="Times New Roman"/>
-          <w:sz w:val="28"/>
-          <w:szCs w:val="28"/>
-        </w:rPr>
-        <w:t xml:space="preserve">, </w:t>
-      </w:r>
-      <w:r>
-        <w:rPr>
-          <w:rFonts w:ascii="Times New Roman" w:hAnsi="Times New Roman" w:cs="Times New Roman"/>
-          <w:sz w:val="28"/>
-          <w:szCs w:val="28"/>
-        </w:rPr>
-        <w:t xml:space="preserve">ресторанов </w:t>
-      </w:r>
-      <w:r>
-        <w:rPr>
-          <w:rFonts w:ascii="Times New Roman" w:hAnsi="Times New Roman" w:cs="Times New Roman"/>
-          <w:sz w:val="28"/>
-          <w:szCs w:val="28"/>
-        </w:rPr>
-        <w:t xml:space="preserve">и </w:t>
-      </w:r>
-      <w:r>
-        <w:rPr>
-          <w:rFonts w:ascii="Times New Roman" w:hAnsi="Times New Roman" w:cs="Times New Roman"/>
-          <w:sz w:val="28"/>
-          <w:szCs w:val="28"/>
-        </w:rPr>
-        <w:t>активностей персонализация на основе предпочтений пользователя</w:t>
-      </w:r>
-      <w:r>
-        <w:rPr>
-          <w:rFonts w:ascii="Times New Roman" w:hAnsi="Times New Roman" w:cs="Times New Roman"/>
-          <w:sz w:val="28"/>
-          <w:szCs w:val="28"/>
-        </w:rPr>
-        <w:t>.</w:t>
-      </w:r>
-      <w:r>
-        <w:rPr>
-          <w:rFonts w:ascii="Times New Roman" w:hAnsi="Times New Roman" w:cs="Times New Roman"/>
-          <w:sz w:val="28"/>
-          <w:szCs w:val="28"/>
-        </w:rPr>
-        <w:t xml:space="preserve"> </w:t>
+        <w:t>Время восстановления после отказа не должен составлять более 15 минут.</w:t>
       </w:r>
     </w:p>
     <w:p>
@@ -860,14 +503,12 @@
         <w:pStyle w:val="a7"/>
         <w:numPr>
           <w:ilvl w:val="0"/>
-          <w:numId w:val="21"/>
+          <w:numId w:val="23"/>
         </w:numPr>
         <w:spacing w:line="360" w:lineRule="auto"/>
         <w:jc w:val="both"/>
         <w:rPr>
           <w:rFonts w:ascii="Times New Roman" w:hAnsi="Times New Roman" w:cs="Times New Roman"/>
-          <w:b/>
-          <w:bCs/>
           <w:sz w:val="28"/>
           <w:szCs w:val="28"/>
         </w:rPr>
@@ -878,114 +519,20 @@
           <w:sz w:val="28"/>
           <w:szCs w:val="28"/>
         </w:rPr>
-        <w:lastRenderedPageBreak/>
-        <w:t>Административная панель</w:t>
-      </w:r>
-      <w:r>
-        <w:rPr>
-          <w:rFonts w:ascii="Times New Roman" w:hAnsi="Times New Roman" w:cs="Times New Roman"/>
-          <w:sz w:val="28"/>
-          <w:szCs w:val="28"/>
-        </w:rPr>
-        <w:t xml:space="preserve"> должна включать возможность </w:t>
-      </w:r>
-      <w:r>
-        <w:rPr>
-          <w:rFonts w:ascii="Times New Roman" w:hAnsi="Times New Roman" w:cs="Times New Roman"/>
-          <w:sz w:val="28"/>
-          <w:szCs w:val="28"/>
-        </w:rPr>
-        <w:t>управлени</w:t>
-      </w:r>
-      <w:r>
-        <w:rPr>
-          <w:rFonts w:ascii="Times New Roman" w:hAnsi="Times New Roman" w:cs="Times New Roman"/>
-          <w:sz w:val="28"/>
-          <w:szCs w:val="28"/>
-        </w:rPr>
-        <w:t>я</w:t>
-      </w:r>
-      <w:r>
-        <w:rPr>
-          <w:rFonts w:ascii="Times New Roman" w:hAnsi="Times New Roman" w:cs="Times New Roman"/>
-          <w:sz w:val="28"/>
-          <w:szCs w:val="28"/>
-        </w:rPr>
-        <w:t xml:space="preserve"> пользователями</w:t>
-      </w:r>
-      <w:r>
-        <w:rPr>
-          <w:rFonts w:ascii="Times New Roman" w:hAnsi="Times New Roman" w:cs="Times New Roman"/>
-          <w:sz w:val="28"/>
-          <w:szCs w:val="28"/>
-        </w:rPr>
-        <w:t>,</w:t>
-      </w:r>
-      <w:r>
-        <w:rPr>
-          <w:rFonts w:ascii="Times New Roman" w:hAnsi="Times New Roman" w:cs="Times New Roman"/>
-          <w:sz w:val="28"/>
-          <w:szCs w:val="28"/>
-        </w:rPr>
-        <w:t xml:space="preserve"> контентом (локации, POI)</w:t>
-      </w:r>
-      <w:r>
-        <w:rPr>
-          <w:rFonts w:ascii="Times New Roman" w:hAnsi="Times New Roman" w:cs="Times New Roman"/>
-          <w:sz w:val="28"/>
-          <w:szCs w:val="28"/>
-        </w:rPr>
-        <w:t>,</w:t>
-      </w:r>
-      <w:r>
-        <w:rPr>
-          <w:rFonts w:ascii="Times New Roman" w:hAnsi="Times New Roman" w:cs="Times New Roman"/>
-          <w:sz w:val="28"/>
-          <w:szCs w:val="28"/>
-        </w:rPr>
-        <w:t xml:space="preserve"> </w:t>
-      </w:r>
-      <w:r>
-        <w:rPr>
-          <w:rFonts w:ascii="Times New Roman" w:hAnsi="Times New Roman" w:cs="Times New Roman"/>
-          <w:sz w:val="28"/>
-          <w:szCs w:val="28"/>
-        </w:rPr>
-        <w:t xml:space="preserve">а также </w:t>
-      </w:r>
-      <w:r>
-        <w:rPr>
-          <w:rFonts w:ascii="Times New Roman" w:hAnsi="Times New Roman" w:cs="Times New Roman"/>
-          <w:sz w:val="28"/>
-          <w:szCs w:val="28"/>
-        </w:rPr>
-        <w:t>п</w:t>
-      </w:r>
-      <w:r>
-        <w:rPr>
-          <w:rFonts w:ascii="Times New Roman" w:hAnsi="Times New Roman" w:cs="Times New Roman"/>
-          <w:sz w:val="28"/>
-          <w:szCs w:val="28"/>
-        </w:rPr>
-        <w:t>росмотр статистики</w:t>
-      </w:r>
-      <w:r>
-        <w:rPr>
-          <w:rFonts w:ascii="Times New Roman" w:hAnsi="Times New Roman" w:cs="Times New Roman"/>
-          <w:sz w:val="28"/>
-          <w:szCs w:val="28"/>
-        </w:rPr>
-        <w:t>.</w:t>
+        <w:t>Система отклоняет не более 0.5% корректных маршрутов.</w:t>
       </w:r>
     </w:p>
     <w:p>
       <w:pPr>
+        <w:pStyle w:val="a7"/>
+        <w:numPr>
+          <w:ilvl w:val="0"/>
+          <w:numId w:val="23"/>
+        </w:numPr>
         <w:spacing w:line="360" w:lineRule="auto"/>
-        <w:jc w:val="center"/>
-        <w:rPr>
-          <w:rFonts w:ascii="Times New Roman" w:hAnsi="Times New Roman" w:cs="Times New Roman"/>
-          <w:b/>
-          <w:bCs/>
+        <w:jc w:val="both"/>
+        <w:rPr>
+          <w:rFonts w:ascii="Times New Roman" w:hAnsi="Times New Roman" w:cs="Times New Roman"/>
           <w:sz w:val="28"/>
           <w:szCs w:val="28"/>
         </w:rPr>
@@ -993,19 +540,35 @@
       <w:r>
         <w:rPr>
           <w:rFonts w:ascii="Times New Roman" w:hAnsi="Times New Roman" w:cs="Times New Roman"/>
-          <w:b/>
-          <w:bCs/>
-          <w:sz w:val="28"/>
-          <w:szCs w:val="28"/>
-        </w:rPr>
-        <w:t>НЕФУНКЦИОНАЛЬНЫЕ ТРЕБОВАНИЯ</w:t>
+          <w:sz w:val="28"/>
+          <w:szCs w:val="28"/>
+        </w:rPr>
+        <w:t xml:space="preserve">Система должна поддерживать не менее 10 000 одновременно активных </w:t>
+      </w:r>
+      <w:r>
+        <w:rPr>
+          <w:rFonts w:ascii="Times New Roman" w:hAnsi="Times New Roman" w:cs="Times New Roman"/>
+          <w:sz w:val="28"/>
+          <w:szCs w:val="28"/>
+          <w:lang w:val="en-US"/>
+        </w:rPr>
+        <w:t>WebSocket</w:t>
+      </w:r>
+      <w:r>
+        <w:rPr>
+          <w:rFonts w:ascii="Times New Roman" w:hAnsi="Times New Roman" w:cs="Times New Roman"/>
+          <w:sz w:val="28"/>
+          <w:szCs w:val="28"/>
+        </w:rPr>
+        <w:t>-соединений для передачи данных о геолокации.</w:t>
       </w:r>
     </w:p>
     <w:p>
       <w:pPr>
+        <w:pStyle w:val="a7"/>
         <w:numPr>
           <w:ilvl w:val="0"/>
-          <w:numId w:val="9"/>
+          <w:numId w:val="23"/>
         </w:numPr>
         <w:spacing w:line="360" w:lineRule="auto"/>
         <w:jc w:val="both"/>
@@ -1021,1798 +584,8 @@
           <w:sz w:val="28"/>
           <w:szCs w:val="28"/>
         </w:rPr>
-        <w:t>время генерации маршрута: ≤ 3 секунды</w:t>
+        <w:t>Не менее 90% релевантных маршрутов строятся за первые 10 секунд после запроса.</w:t>
       </w:r>
-      <w:r>
-        <w:rPr>
-          <w:rFonts w:ascii="Times New Roman" w:hAnsi="Times New Roman" w:cs="Times New Roman"/>
-          <w:sz w:val="28"/>
-          <w:szCs w:val="28"/>
-        </w:rPr>
-        <w:t>;</w:t>
-      </w:r>
-    </w:p>
-    <w:p>
-      <w:pPr>
-        <w:numPr>
-          <w:ilvl w:val="0"/>
-          <w:numId w:val="9"/>
-        </w:numPr>
-        <w:spacing w:line="360" w:lineRule="auto"/>
-        <w:jc w:val="both"/>
-        <w:rPr>
-          <w:rFonts w:ascii="Times New Roman" w:hAnsi="Times New Roman" w:cs="Times New Roman"/>
-          <w:sz w:val="28"/>
-          <w:szCs w:val="28"/>
-        </w:rPr>
-      </w:pPr>
-      <w:r>
-        <w:rPr>
-          <w:rFonts w:ascii="Times New Roman" w:hAnsi="Times New Roman" w:cs="Times New Roman"/>
-          <w:sz w:val="28"/>
-          <w:szCs w:val="28"/>
-        </w:rPr>
-        <w:t>поддержка минимум 1000 одновременных пользователей</w:t>
-      </w:r>
-      <w:r>
-        <w:rPr>
-          <w:rFonts w:ascii="Times New Roman" w:hAnsi="Times New Roman" w:cs="Times New Roman"/>
-          <w:sz w:val="28"/>
-          <w:szCs w:val="28"/>
-        </w:rPr>
-        <w:t>;</w:t>
-      </w:r>
-    </w:p>
-    <w:p>
-      <w:pPr>
-        <w:numPr>
-          <w:ilvl w:val="0"/>
-          <w:numId w:val="10"/>
-        </w:numPr>
-        <w:spacing w:line="360" w:lineRule="auto"/>
-        <w:jc w:val="both"/>
-        <w:rPr>
-          <w:rFonts w:ascii="Times New Roman" w:hAnsi="Times New Roman" w:cs="Times New Roman"/>
-          <w:sz w:val="28"/>
-          <w:szCs w:val="28"/>
-        </w:rPr>
-      </w:pPr>
-      <w:r>
-        <w:rPr>
-          <w:rFonts w:ascii="Times New Roman" w:hAnsi="Times New Roman" w:cs="Times New Roman"/>
-          <w:sz w:val="28"/>
-          <w:szCs w:val="28"/>
-        </w:rPr>
-        <w:t>доступность системы: 99.5%</w:t>
-      </w:r>
-      <w:r>
-        <w:rPr>
-          <w:rFonts w:ascii="Times New Roman" w:hAnsi="Times New Roman" w:cs="Times New Roman"/>
-          <w:sz w:val="28"/>
-          <w:szCs w:val="28"/>
-        </w:rPr>
-        <w:t>;</w:t>
-      </w:r>
-      <w:r>
-        <w:rPr>
-          <w:rFonts w:ascii="Times New Roman" w:hAnsi="Times New Roman" w:cs="Times New Roman"/>
-          <w:sz w:val="28"/>
-          <w:szCs w:val="28"/>
-        </w:rPr>
-        <w:t xml:space="preserve"> </w:t>
-      </w:r>
-    </w:p>
-    <w:p>
-      <w:pPr>
-        <w:numPr>
-          <w:ilvl w:val="0"/>
-          <w:numId w:val="10"/>
-        </w:numPr>
-        <w:spacing w:line="360" w:lineRule="auto"/>
-        <w:jc w:val="both"/>
-        <w:rPr>
-          <w:rFonts w:ascii="Times New Roman" w:hAnsi="Times New Roman" w:cs="Times New Roman"/>
-          <w:sz w:val="28"/>
-          <w:szCs w:val="28"/>
-        </w:rPr>
-      </w:pPr>
-      <w:r>
-        <w:rPr>
-          <w:rFonts w:ascii="Times New Roman" w:hAnsi="Times New Roman" w:cs="Times New Roman"/>
-          <w:sz w:val="28"/>
-          <w:szCs w:val="28"/>
-        </w:rPr>
-        <w:t>автоматическое восстановление при сбоях</w:t>
-      </w:r>
-      <w:r>
-        <w:rPr>
-          <w:rFonts w:ascii="Times New Roman" w:hAnsi="Times New Roman" w:cs="Times New Roman"/>
-          <w:sz w:val="28"/>
-          <w:szCs w:val="28"/>
-        </w:rPr>
-        <w:t>;</w:t>
-      </w:r>
-      <w:r>
-        <w:rPr>
-          <w:rFonts w:ascii="Times New Roman" w:hAnsi="Times New Roman" w:cs="Times New Roman"/>
-          <w:sz w:val="28"/>
-          <w:szCs w:val="28"/>
-        </w:rPr>
-        <w:t xml:space="preserve"> </w:t>
-      </w:r>
-    </w:p>
-    <w:p>
-      <w:pPr>
-        <w:numPr>
-          <w:ilvl w:val="0"/>
-          <w:numId w:val="11"/>
-        </w:numPr>
-        <w:spacing w:line="360" w:lineRule="auto"/>
-        <w:jc w:val="both"/>
-        <w:rPr>
-          <w:rFonts w:ascii="Times New Roman" w:hAnsi="Times New Roman" w:cs="Times New Roman"/>
-          <w:sz w:val="28"/>
-          <w:szCs w:val="28"/>
-        </w:rPr>
-      </w:pPr>
-      <w:r>
-        <w:rPr>
-          <w:rFonts w:ascii="Times New Roman" w:hAnsi="Times New Roman" w:cs="Times New Roman"/>
-          <w:sz w:val="28"/>
-          <w:szCs w:val="28"/>
-        </w:rPr>
-        <w:t xml:space="preserve">хранение паролей в </w:t>
-      </w:r>
-      <w:proofErr w:type="spellStart"/>
-      <w:r>
-        <w:rPr>
-          <w:rFonts w:ascii="Times New Roman" w:hAnsi="Times New Roman" w:cs="Times New Roman"/>
-          <w:sz w:val="28"/>
-          <w:szCs w:val="28"/>
-        </w:rPr>
-        <w:t>хэшированном</w:t>
-      </w:r>
-      <w:proofErr w:type="spellEnd"/>
-      <w:r>
-        <w:rPr>
-          <w:rFonts w:ascii="Times New Roman" w:hAnsi="Times New Roman" w:cs="Times New Roman"/>
-          <w:sz w:val="28"/>
-          <w:szCs w:val="28"/>
-        </w:rPr>
-        <w:t xml:space="preserve"> виде</w:t>
-      </w:r>
-      <w:r>
-        <w:rPr>
-          <w:rFonts w:ascii="Times New Roman" w:hAnsi="Times New Roman" w:cs="Times New Roman"/>
-          <w:sz w:val="28"/>
-          <w:szCs w:val="28"/>
-        </w:rPr>
-        <w:t>;</w:t>
-      </w:r>
-      <w:r>
-        <w:rPr>
-          <w:rFonts w:ascii="Times New Roman" w:hAnsi="Times New Roman" w:cs="Times New Roman"/>
-          <w:sz w:val="28"/>
-          <w:szCs w:val="28"/>
-        </w:rPr>
-        <w:t xml:space="preserve"> </w:t>
-      </w:r>
-    </w:p>
-    <w:p>
-      <w:pPr>
-        <w:numPr>
-          <w:ilvl w:val="0"/>
-          <w:numId w:val="11"/>
-        </w:numPr>
-        <w:spacing w:line="360" w:lineRule="auto"/>
-        <w:jc w:val="both"/>
-        <w:rPr>
-          <w:rFonts w:ascii="Times New Roman" w:hAnsi="Times New Roman" w:cs="Times New Roman"/>
-          <w:sz w:val="28"/>
-          <w:szCs w:val="28"/>
-        </w:rPr>
-      </w:pPr>
-      <w:r>
-        <w:rPr>
-          <w:rFonts w:ascii="Times New Roman" w:hAnsi="Times New Roman" w:cs="Times New Roman"/>
-          <w:sz w:val="28"/>
-          <w:szCs w:val="28"/>
-        </w:rPr>
-        <w:t>защита API через токены (JWT</w:t>
-      </w:r>
-      <w:proofErr w:type="gramStart"/>
-      <w:r>
-        <w:rPr>
-          <w:rFonts w:ascii="Times New Roman" w:hAnsi="Times New Roman" w:cs="Times New Roman"/>
-          <w:sz w:val="28"/>
-          <w:szCs w:val="28"/>
-        </w:rPr>
-        <w:t>)</w:t>
-      </w:r>
-      <w:r>
-        <w:rPr>
-          <w:rFonts w:ascii="Times New Roman" w:hAnsi="Times New Roman" w:cs="Times New Roman"/>
-          <w:sz w:val="28"/>
-          <w:szCs w:val="28"/>
-        </w:rPr>
-        <w:t xml:space="preserve"> </w:t>
-      </w:r>
-      <w:r>
-        <w:rPr>
-          <w:rFonts w:ascii="Times New Roman" w:hAnsi="Times New Roman" w:cs="Times New Roman"/>
-          <w:sz w:val="28"/>
-          <w:szCs w:val="28"/>
-        </w:rPr>
-        <w:t>;</w:t>
-      </w:r>
-      <w:proofErr w:type="gramEnd"/>
-      <w:r>
-        <w:rPr>
-          <w:rFonts w:ascii="Times New Roman" w:hAnsi="Times New Roman" w:cs="Times New Roman"/>
-          <w:sz w:val="28"/>
-          <w:szCs w:val="28"/>
-        </w:rPr>
-        <w:t xml:space="preserve"> </w:t>
-      </w:r>
-    </w:p>
-    <w:p>
-      <w:pPr>
-        <w:numPr>
-          <w:ilvl w:val="0"/>
-          <w:numId w:val="11"/>
-        </w:numPr>
-        <w:spacing w:line="360" w:lineRule="auto"/>
-        <w:jc w:val="both"/>
-        <w:rPr>
-          <w:rFonts w:ascii="Times New Roman" w:hAnsi="Times New Roman" w:cs="Times New Roman"/>
-          <w:sz w:val="28"/>
-          <w:szCs w:val="28"/>
-        </w:rPr>
-      </w:pPr>
-      <w:r>
-        <w:rPr>
-          <w:rFonts w:ascii="Times New Roman" w:hAnsi="Times New Roman" w:cs="Times New Roman"/>
-          <w:sz w:val="28"/>
-          <w:szCs w:val="28"/>
-        </w:rPr>
-        <w:t>защита от SQL-инъекци</w:t>
-      </w:r>
-      <w:r>
-        <w:rPr>
-          <w:rFonts w:ascii="Times New Roman" w:hAnsi="Times New Roman" w:cs="Times New Roman"/>
-          <w:sz w:val="28"/>
-          <w:szCs w:val="28"/>
-        </w:rPr>
-        <w:t>й</w:t>
-      </w:r>
-      <w:r>
-        <w:rPr>
-          <w:rFonts w:ascii="Times New Roman" w:hAnsi="Times New Roman" w:cs="Times New Roman"/>
-          <w:sz w:val="28"/>
-          <w:szCs w:val="28"/>
-        </w:rPr>
-        <w:t>;</w:t>
-      </w:r>
-    </w:p>
-    <w:p>
-      <w:pPr>
-        <w:numPr>
-          <w:ilvl w:val="0"/>
-          <w:numId w:val="12"/>
-        </w:numPr>
-        <w:spacing w:line="360" w:lineRule="auto"/>
-        <w:jc w:val="both"/>
-        <w:rPr>
-          <w:rFonts w:ascii="Times New Roman" w:hAnsi="Times New Roman" w:cs="Times New Roman"/>
-          <w:sz w:val="28"/>
-          <w:szCs w:val="28"/>
-        </w:rPr>
-      </w:pPr>
-      <w:r>
-        <w:rPr>
-          <w:rFonts w:ascii="Times New Roman" w:hAnsi="Times New Roman" w:cs="Times New Roman"/>
-          <w:sz w:val="28"/>
-          <w:szCs w:val="28"/>
-        </w:rPr>
-        <w:t>возможность горизонтального масштабирования</w:t>
-      </w:r>
-      <w:r>
-        <w:rPr>
-          <w:rFonts w:ascii="Times New Roman" w:hAnsi="Times New Roman" w:cs="Times New Roman"/>
-          <w:sz w:val="28"/>
-          <w:szCs w:val="28"/>
-        </w:rPr>
-        <w:t>;</w:t>
-      </w:r>
-      <w:r>
-        <w:rPr>
-          <w:rFonts w:ascii="Times New Roman" w:hAnsi="Times New Roman" w:cs="Times New Roman"/>
-          <w:sz w:val="28"/>
-          <w:szCs w:val="28"/>
-        </w:rPr>
-        <w:t xml:space="preserve"> </w:t>
-      </w:r>
-    </w:p>
-    <w:p>
-      <w:pPr>
-        <w:numPr>
-          <w:ilvl w:val="0"/>
-          <w:numId w:val="12"/>
-        </w:numPr>
-        <w:spacing w:line="360" w:lineRule="auto"/>
-        <w:jc w:val="both"/>
-        <w:rPr>
-          <w:rFonts w:ascii="Times New Roman" w:hAnsi="Times New Roman" w:cs="Times New Roman"/>
-          <w:sz w:val="28"/>
-          <w:szCs w:val="28"/>
-        </w:rPr>
-      </w:pPr>
-      <w:r>
-        <w:rPr>
-          <w:rFonts w:ascii="Times New Roman" w:hAnsi="Times New Roman" w:cs="Times New Roman"/>
-          <w:sz w:val="28"/>
-          <w:szCs w:val="28"/>
-        </w:rPr>
-        <w:t>использование контейнеризации (</w:t>
-      </w:r>
-      <w:proofErr w:type="spellStart"/>
-      <w:r>
-        <w:rPr>
-          <w:rFonts w:ascii="Times New Roman" w:hAnsi="Times New Roman" w:cs="Times New Roman"/>
-          <w:sz w:val="28"/>
-          <w:szCs w:val="28"/>
-        </w:rPr>
-        <w:t>Docker</w:t>
-      </w:r>
-      <w:proofErr w:type="spellEnd"/>
-      <w:r>
-        <w:rPr>
-          <w:rFonts w:ascii="Times New Roman" w:hAnsi="Times New Roman" w:cs="Times New Roman"/>
-          <w:sz w:val="28"/>
-          <w:szCs w:val="28"/>
-        </w:rPr>
-        <w:t>)</w:t>
-      </w:r>
-      <w:r>
-        <w:rPr>
-          <w:rFonts w:ascii="Times New Roman" w:hAnsi="Times New Roman" w:cs="Times New Roman"/>
-          <w:sz w:val="28"/>
-          <w:szCs w:val="28"/>
-        </w:rPr>
-        <w:t>;</w:t>
-      </w:r>
-      <w:r>
-        <w:rPr>
-          <w:rFonts w:ascii="Times New Roman" w:hAnsi="Times New Roman" w:cs="Times New Roman"/>
-          <w:sz w:val="28"/>
-          <w:szCs w:val="28"/>
-        </w:rPr>
-        <w:t xml:space="preserve"> </w:t>
-      </w:r>
-    </w:p>
-    <w:p>
-      <w:pPr>
-        <w:numPr>
-          <w:ilvl w:val="0"/>
-          <w:numId w:val="13"/>
-        </w:numPr>
-        <w:spacing w:line="360" w:lineRule="auto"/>
-        <w:jc w:val="both"/>
-        <w:rPr>
-          <w:rFonts w:ascii="Times New Roman" w:hAnsi="Times New Roman" w:cs="Times New Roman"/>
-          <w:sz w:val="28"/>
-          <w:szCs w:val="28"/>
-        </w:rPr>
-      </w:pPr>
-      <w:r>
-        <w:rPr>
-          <w:rFonts w:ascii="Times New Roman" w:hAnsi="Times New Roman" w:cs="Times New Roman"/>
-          <w:sz w:val="28"/>
-          <w:szCs w:val="28"/>
-        </w:rPr>
-        <w:t>адаптивный интерфейс (</w:t>
-      </w:r>
-      <w:proofErr w:type="spellStart"/>
-      <w:r>
-        <w:rPr>
-          <w:rFonts w:ascii="Times New Roman" w:hAnsi="Times New Roman" w:cs="Times New Roman"/>
-          <w:sz w:val="28"/>
-          <w:szCs w:val="28"/>
-        </w:rPr>
-        <w:t>mobile</w:t>
-      </w:r>
-      <w:proofErr w:type="spellEnd"/>
-      <w:r>
-        <w:rPr>
-          <w:rFonts w:ascii="Times New Roman" w:hAnsi="Times New Roman" w:cs="Times New Roman"/>
-          <w:sz w:val="28"/>
-          <w:szCs w:val="28"/>
-        </w:rPr>
-        <w:t xml:space="preserve"> + </w:t>
-      </w:r>
-      <w:proofErr w:type="spellStart"/>
-      <w:r>
-        <w:rPr>
-          <w:rFonts w:ascii="Times New Roman" w:hAnsi="Times New Roman" w:cs="Times New Roman"/>
-          <w:sz w:val="28"/>
-          <w:szCs w:val="28"/>
-        </w:rPr>
-        <w:t>desktop</w:t>
-      </w:r>
-      <w:proofErr w:type="spellEnd"/>
-      <w:r>
-        <w:rPr>
-          <w:rFonts w:ascii="Times New Roman" w:hAnsi="Times New Roman" w:cs="Times New Roman"/>
-          <w:sz w:val="28"/>
-          <w:szCs w:val="28"/>
-        </w:rPr>
-        <w:t>)</w:t>
-      </w:r>
-      <w:r>
-        <w:rPr>
-          <w:rFonts w:ascii="Times New Roman" w:hAnsi="Times New Roman" w:cs="Times New Roman"/>
-          <w:sz w:val="28"/>
-          <w:szCs w:val="28"/>
-        </w:rPr>
-        <w:t>;</w:t>
-      </w:r>
-    </w:p>
-    <w:p>
-      <w:pPr>
-        <w:numPr>
-          <w:ilvl w:val="0"/>
-          <w:numId w:val="13"/>
-        </w:numPr>
-        <w:spacing w:line="360" w:lineRule="auto"/>
-        <w:jc w:val="both"/>
-        <w:rPr>
-          <w:rFonts w:ascii="Times New Roman" w:hAnsi="Times New Roman" w:cs="Times New Roman"/>
-          <w:sz w:val="28"/>
-          <w:szCs w:val="28"/>
-        </w:rPr>
-      </w:pPr>
-      <w:r>
-        <w:rPr>
-          <w:rFonts w:ascii="Times New Roman" w:hAnsi="Times New Roman" w:cs="Times New Roman"/>
-          <w:sz w:val="28"/>
-          <w:szCs w:val="28"/>
-        </w:rPr>
-        <w:t>интуитивная навигация</w:t>
-      </w:r>
-      <w:r>
-        <w:rPr>
-          <w:rFonts w:ascii="Times New Roman" w:hAnsi="Times New Roman" w:cs="Times New Roman"/>
-          <w:sz w:val="28"/>
-          <w:szCs w:val="28"/>
-        </w:rPr>
-        <w:t>;</w:t>
-      </w:r>
-      <w:r>
-        <w:rPr>
-          <w:rFonts w:ascii="Times New Roman" w:hAnsi="Times New Roman" w:cs="Times New Roman"/>
-          <w:sz w:val="28"/>
-          <w:szCs w:val="28"/>
-        </w:rPr>
-        <w:t xml:space="preserve"> </w:t>
-      </w:r>
-    </w:p>
-    <w:p>
-      <w:pPr>
-        <w:numPr>
-          <w:ilvl w:val="0"/>
-          <w:numId w:val="13"/>
-        </w:numPr>
-        <w:spacing w:line="360" w:lineRule="auto"/>
-        <w:jc w:val="both"/>
-        <w:rPr>
-          <w:rFonts w:ascii="Times New Roman" w:hAnsi="Times New Roman" w:cs="Times New Roman"/>
-          <w:sz w:val="28"/>
-          <w:szCs w:val="28"/>
-        </w:rPr>
-      </w:pPr>
-      <w:r>
-        <w:rPr>
-          <w:rFonts w:ascii="Times New Roman" w:hAnsi="Times New Roman" w:cs="Times New Roman"/>
-          <w:sz w:val="28"/>
-          <w:szCs w:val="28"/>
-        </w:rPr>
-        <w:t>минимальное количество действий для создания маршрута</w:t>
-      </w:r>
-      <w:r>
-        <w:rPr>
-          <w:rFonts w:ascii="Times New Roman" w:hAnsi="Times New Roman" w:cs="Times New Roman"/>
-          <w:sz w:val="28"/>
-          <w:szCs w:val="28"/>
-        </w:rPr>
-        <w:t>;</w:t>
-      </w:r>
-      <w:r>
-        <w:rPr>
-          <w:rFonts w:ascii="Times New Roman" w:hAnsi="Times New Roman" w:cs="Times New Roman"/>
-          <w:sz w:val="28"/>
-          <w:szCs w:val="28"/>
-        </w:rPr>
-        <w:t xml:space="preserve"> </w:t>
-      </w:r>
-    </w:p>
-    <w:p>
-      <w:pPr>
-        <w:spacing w:line="360" w:lineRule="auto"/>
-        <w:jc w:val="center"/>
-        <w:rPr>
-          <w:rFonts w:ascii="Times New Roman" w:hAnsi="Times New Roman" w:cs="Times New Roman"/>
-          <w:b/>
-          <w:bCs/>
-          <w:sz w:val="28"/>
-          <w:szCs w:val="28"/>
-        </w:rPr>
-      </w:pPr>
-      <w:r>
-        <w:rPr>
-          <w:rFonts w:ascii="Times New Roman" w:hAnsi="Times New Roman" w:cs="Times New Roman"/>
-          <w:b/>
-          <w:bCs/>
-          <w:sz w:val="28"/>
-          <w:szCs w:val="28"/>
-        </w:rPr>
-        <w:t>ТЕХНИЧЕСКИЕ ТРЕБОВАНИЯ</w:t>
-      </w:r>
-    </w:p>
-    <w:p>
-      <w:pPr>
-        <w:numPr>
-          <w:ilvl w:val="0"/>
-          <w:numId w:val="14"/>
-        </w:numPr>
-        <w:spacing w:line="360" w:lineRule="auto"/>
-        <w:jc w:val="both"/>
-        <w:rPr>
-          <w:rFonts w:ascii="Times New Roman" w:hAnsi="Times New Roman" w:cs="Times New Roman"/>
-          <w:sz w:val="28"/>
-          <w:szCs w:val="28"/>
-        </w:rPr>
-      </w:pPr>
-      <w:r>
-        <w:rPr>
-          <w:rFonts w:ascii="Times New Roman" w:hAnsi="Times New Roman" w:cs="Times New Roman"/>
-          <w:sz w:val="28"/>
-          <w:szCs w:val="28"/>
-        </w:rPr>
-        <w:t>PHP 8.2+</w:t>
-      </w:r>
-      <w:r>
-        <w:rPr>
-          <w:rFonts w:ascii="Times New Roman" w:hAnsi="Times New Roman" w:cs="Times New Roman"/>
-          <w:sz w:val="28"/>
-          <w:szCs w:val="28"/>
-        </w:rPr>
-        <w:t>;</w:t>
-      </w:r>
-      <w:r>
-        <w:rPr>
-          <w:rFonts w:ascii="Times New Roman" w:hAnsi="Times New Roman" w:cs="Times New Roman"/>
-          <w:sz w:val="28"/>
-          <w:szCs w:val="28"/>
-        </w:rPr>
-        <w:t xml:space="preserve"> </w:t>
-      </w:r>
-    </w:p>
-    <w:p>
-      <w:pPr>
-        <w:numPr>
-          <w:ilvl w:val="0"/>
-          <w:numId w:val="14"/>
-        </w:numPr>
-        <w:spacing w:line="360" w:lineRule="auto"/>
-        <w:jc w:val="both"/>
-        <w:rPr>
-          <w:rFonts w:ascii="Times New Roman" w:hAnsi="Times New Roman" w:cs="Times New Roman"/>
-          <w:sz w:val="28"/>
-          <w:szCs w:val="28"/>
-        </w:rPr>
-      </w:pPr>
-      <w:proofErr w:type="spellStart"/>
-      <w:r>
-        <w:rPr>
-          <w:rFonts w:ascii="Times New Roman" w:hAnsi="Times New Roman" w:cs="Times New Roman"/>
-          <w:sz w:val="28"/>
-          <w:szCs w:val="28"/>
-        </w:rPr>
-        <w:t>Laravel</w:t>
-      </w:r>
-      <w:proofErr w:type="spellEnd"/>
-      <w:r>
-        <w:rPr>
-          <w:rFonts w:ascii="Times New Roman" w:hAnsi="Times New Roman" w:cs="Times New Roman"/>
-          <w:sz w:val="28"/>
-          <w:szCs w:val="28"/>
-        </w:rPr>
-        <w:t xml:space="preserve"> Framework</w:t>
-      </w:r>
-      <w:r>
-        <w:rPr>
-          <w:rFonts w:ascii="Times New Roman" w:hAnsi="Times New Roman" w:cs="Times New Roman"/>
-          <w:sz w:val="28"/>
-          <w:szCs w:val="28"/>
-        </w:rPr>
-        <w:t>;</w:t>
-      </w:r>
-      <w:r>
-        <w:rPr>
-          <w:rFonts w:ascii="Times New Roman" w:hAnsi="Times New Roman" w:cs="Times New Roman"/>
-          <w:sz w:val="28"/>
-          <w:szCs w:val="28"/>
-        </w:rPr>
-        <w:t xml:space="preserve"> </w:t>
-      </w:r>
-    </w:p>
-    <w:p>
-      <w:pPr>
-        <w:numPr>
-          <w:ilvl w:val="0"/>
-          <w:numId w:val="14"/>
-        </w:numPr>
-        <w:spacing w:line="360" w:lineRule="auto"/>
-        <w:jc w:val="both"/>
-        <w:rPr>
-          <w:rFonts w:ascii="Times New Roman" w:hAnsi="Times New Roman" w:cs="Times New Roman"/>
-          <w:sz w:val="28"/>
-          <w:szCs w:val="28"/>
-        </w:rPr>
-      </w:pPr>
-      <w:r>
-        <w:rPr>
-          <w:rFonts w:ascii="Times New Roman" w:hAnsi="Times New Roman" w:cs="Times New Roman"/>
-          <w:sz w:val="28"/>
-          <w:szCs w:val="28"/>
-        </w:rPr>
-        <w:t>REST API</w:t>
-      </w:r>
-      <w:r>
-        <w:rPr>
-          <w:rFonts w:ascii="Times New Roman" w:hAnsi="Times New Roman" w:cs="Times New Roman"/>
-          <w:sz w:val="28"/>
-          <w:szCs w:val="28"/>
-        </w:rPr>
-        <w:t>;</w:t>
-      </w:r>
-      <w:r>
-        <w:rPr>
-          <w:rFonts w:ascii="Times New Roman" w:hAnsi="Times New Roman" w:cs="Times New Roman"/>
-          <w:sz w:val="28"/>
-          <w:szCs w:val="28"/>
-        </w:rPr>
-        <w:t xml:space="preserve"> </w:t>
-      </w:r>
-    </w:p>
-    <w:p>
-      <w:pPr>
-        <w:numPr>
-          <w:ilvl w:val="0"/>
-          <w:numId w:val="14"/>
-        </w:numPr>
-        <w:spacing w:line="360" w:lineRule="auto"/>
-        <w:jc w:val="both"/>
-        <w:rPr>
-          <w:rFonts w:ascii="Times New Roman" w:hAnsi="Times New Roman" w:cs="Times New Roman"/>
-          <w:sz w:val="28"/>
-          <w:szCs w:val="28"/>
-        </w:rPr>
-      </w:pPr>
-      <w:proofErr w:type="spellStart"/>
-      <w:r>
-        <w:rPr>
-          <w:rFonts w:ascii="Times New Roman" w:hAnsi="Times New Roman" w:cs="Times New Roman"/>
-          <w:sz w:val="28"/>
-          <w:szCs w:val="28"/>
-        </w:rPr>
-        <w:t>PostgreSQL</w:t>
-      </w:r>
-      <w:proofErr w:type="spellEnd"/>
-      <w:r>
-        <w:rPr>
-          <w:rFonts w:ascii="Times New Roman" w:hAnsi="Times New Roman" w:cs="Times New Roman"/>
-          <w:sz w:val="28"/>
-          <w:szCs w:val="28"/>
-        </w:rPr>
-        <w:t>;</w:t>
-      </w:r>
-      <w:r>
-        <w:rPr>
-          <w:rFonts w:ascii="Times New Roman" w:hAnsi="Times New Roman" w:cs="Times New Roman"/>
-          <w:sz w:val="28"/>
-          <w:szCs w:val="28"/>
-        </w:rPr>
-        <w:t xml:space="preserve"> </w:t>
-      </w:r>
-    </w:p>
-    <w:p>
-      <w:pPr>
-        <w:numPr>
-          <w:ilvl w:val="0"/>
-          <w:numId w:val="14"/>
-        </w:numPr>
-        <w:spacing w:line="360" w:lineRule="auto"/>
-        <w:jc w:val="both"/>
-        <w:rPr>
-          <w:rFonts w:ascii="Times New Roman" w:hAnsi="Times New Roman" w:cs="Times New Roman"/>
-          <w:sz w:val="28"/>
-          <w:szCs w:val="28"/>
-        </w:rPr>
-      </w:pPr>
-      <w:proofErr w:type="spellStart"/>
-      <w:r>
-        <w:rPr>
-          <w:rFonts w:ascii="Times New Roman" w:hAnsi="Times New Roman" w:cs="Times New Roman"/>
-          <w:sz w:val="28"/>
-          <w:szCs w:val="28"/>
-        </w:rPr>
-        <w:t>Redis</w:t>
-      </w:r>
-      <w:proofErr w:type="spellEnd"/>
-      <w:r>
-        <w:rPr>
-          <w:rFonts w:ascii="Times New Roman" w:hAnsi="Times New Roman" w:cs="Times New Roman"/>
-          <w:sz w:val="28"/>
-          <w:szCs w:val="28"/>
-        </w:rPr>
-        <w:t xml:space="preserve"> (кэширование, очереди)</w:t>
-      </w:r>
-      <w:r>
-        <w:rPr>
-          <w:rFonts w:ascii="Times New Roman" w:hAnsi="Times New Roman" w:cs="Times New Roman"/>
-          <w:sz w:val="28"/>
-          <w:szCs w:val="28"/>
-        </w:rPr>
-        <w:t>;</w:t>
-      </w:r>
-      <w:r>
-        <w:rPr>
-          <w:rFonts w:ascii="Times New Roman" w:hAnsi="Times New Roman" w:cs="Times New Roman"/>
-          <w:sz w:val="28"/>
-          <w:szCs w:val="28"/>
-        </w:rPr>
-        <w:t xml:space="preserve"> </w:t>
-      </w:r>
-    </w:p>
-    <w:p>
-      <w:pPr>
-        <w:numPr>
-          <w:ilvl w:val="0"/>
-          <w:numId w:val="15"/>
-        </w:numPr>
-        <w:spacing w:line="360" w:lineRule="auto"/>
-        <w:jc w:val="both"/>
-        <w:rPr>
-          <w:rFonts w:ascii="Times New Roman" w:hAnsi="Times New Roman" w:cs="Times New Roman"/>
-          <w:sz w:val="28"/>
-          <w:szCs w:val="28"/>
-        </w:rPr>
-      </w:pPr>
-      <w:r>
-        <w:rPr>
-          <w:rFonts w:ascii="Times New Roman" w:hAnsi="Times New Roman" w:cs="Times New Roman"/>
-          <w:sz w:val="28"/>
-          <w:szCs w:val="28"/>
-        </w:rPr>
-        <w:t>Vue.js</w:t>
-      </w:r>
-      <w:r>
-        <w:rPr>
-          <w:rFonts w:ascii="Times New Roman" w:hAnsi="Times New Roman" w:cs="Times New Roman"/>
-          <w:sz w:val="28"/>
-          <w:szCs w:val="28"/>
-        </w:rPr>
-        <w:t>;</w:t>
-      </w:r>
-      <w:r>
-        <w:rPr>
-          <w:rFonts w:ascii="Times New Roman" w:hAnsi="Times New Roman" w:cs="Times New Roman"/>
-          <w:sz w:val="28"/>
-          <w:szCs w:val="28"/>
-        </w:rPr>
-        <w:t xml:space="preserve"> </w:t>
-      </w:r>
-    </w:p>
-    <w:p>
-      <w:pPr>
-        <w:numPr>
-          <w:ilvl w:val="0"/>
-          <w:numId w:val="15"/>
-        </w:numPr>
-        <w:spacing w:line="360" w:lineRule="auto"/>
-        <w:jc w:val="both"/>
-        <w:rPr>
-          <w:rFonts w:ascii="Times New Roman" w:hAnsi="Times New Roman" w:cs="Times New Roman"/>
-          <w:sz w:val="28"/>
-          <w:szCs w:val="28"/>
-        </w:rPr>
-      </w:pPr>
-      <w:r>
-        <w:rPr>
-          <w:rFonts w:ascii="Times New Roman" w:hAnsi="Times New Roman" w:cs="Times New Roman"/>
-          <w:sz w:val="28"/>
-          <w:szCs w:val="28"/>
-        </w:rPr>
-        <w:t>REST API интеграция</w:t>
-      </w:r>
-      <w:r>
-        <w:rPr>
-          <w:rFonts w:ascii="Times New Roman" w:hAnsi="Times New Roman" w:cs="Times New Roman"/>
-          <w:sz w:val="28"/>
-          <w:szCs w:val="28"/>
-        </w:rPr>
-        <w:t>;</w:t>
-      </w:r>
-      <w:r>
-        <w:rPr>
-          <w:rFonts w:ascii="Times New Roman" w:hAnsi="Times New Roman" w:cs="Times New Roman"/>
-          <w:sz w:val="28"/>
-          <w:szCs w:val="28"/>
-        </w:rPr>
-        <w:t xml:space="preserve"> </w:t>
-      </w:r>
-    </w:p>
-    <w:p>
-      <w:pPr>
-        <w:numPr>
-          <w:ilvl w:val="0"/>
-          <w:numId w:val="15"/>
-        </w:numPr>
-        <w:spacing w:line="360" w:lineRule="auto"/>
-        <w:jc w:val="both"/>
-        <w:rPr>
-          <w:rFonts w:ascii="Times New Roman" w:hAnsi="Times New Roman" w:cs="Times New Roman"/>
-          <w:sz w:val="28"/>
-          <w:szCs w:val="28"/>
-        </w:rPr>
-      </w:pPr>
-      <w:r>
-        <w:rPr>
-          <w:rFonts w:ascii="Times New Roman" w:hAnsi="Times New Roman" w:cs="Times New Roman"/>
-          <w:sz w:val="28"/>
-          <w:szCs w:val="28"/>
-        </w:rPr>
-        <w:lastRenderedPageBreak/>
-        <w:t>адаптивный дизайн</w:t>
-      </w:r>
-      <w:r>
-        <w:rPr>
-          <w:rFonts w:ascii="Times New Roman" w:hAnsi="Times New Roman" w:cs="Times New Roman"/>
-          <w:sz w:val="28"/>
-          <w:szCs w:val="28"/>
-        </w:rPr>
-        <w:t>;</w:t>
-      </w:r>
-      <w:r>
-        <w:rPr>
-          <w:rFonts w:ascii="Times New Roman" w:hAnsi="Times New Roman" w:cs="Times New Roman"/>
-          <w:sz w:val="28"/>
-          <w:szCs w:val="28"/>
-        </w:rPr>
-        <w:t xml:space="preserve"> </w:t>
-      </w:r>
-    </w:p>
-    <w:p>
-      <w:pPr>
-        <w:numPr>
-          <w:ilvl w:val="0"/>
-          <w:numId w:val="16"/>
-        </w:numPr>
-        <w:spacing w:line="360" w:lineRule="auto"/>
-        <w:jc w:val="both"/>
-        <w:rPr>
-          <w:rFonts w:ascii="Times New Roman" w:hAnsi="Times New Roman" w:cs="Times New Roman"/>
-          <w:sz w:val="28"/>
-          <w:szCs w:val="28"/>
-        </w:rPr>
-      </w:pPr>
-      <w:proofErr w:type="spellStart"/>
-      <w:r>
-        <w:rPr>
-          <w:rFonts w:ascii="Times New Roman" w:hAnsi="Times New Roman" w:cs="Times New Roman"/>
-          <w:sz w:val="28"/>
-          <w:szCs w:val="28"/>
-        </w:rPr>
-        <w:t>Docker</w:t>
-      </w:r>
-      <w:proofErr w:type="spellEnd"/>
-      <w:r>
-        <w:rPr>
-          <w:rFonts w:ascii="Times New Roman" w:hAnsi="Times New Roman" w:cs="Times New Roman"/>
-          <w:sz w:val="28"/>
-          <w:szCs w:val="28"/>
-        </w:rPr>
-        <w:t xml:space="preserve"> / </w:t>
-      </w:r>
-      <w:proofErr w:type="spellStart"/>
-      <w:r>
-        <w:rPr>
-          <w:rFonts w:ascii="Times New Roman" w:hAnsi="Times New Roman" w:cs="Times New Roman"/>
-          <w:sz w:val="28"/>
-          <w:szCs w:val="28"/>
-        </w:rPr>
-        <w:t>Docker</w:t>
-      </w:r>
-      <w:proofErr w:type="spellEnd"/>
-      <w:r>
-        <w:rPr>
-          <w:rFonts w:ascii="Times New Roman" w:hAnsi="Times New Roman" w:cs="Times New Roman"/>
-          <w:sz w:val="28"/>
-          <w:szCs w:val="28"/>
-        </w:rPr>
-        <w:t xml:space="preserve"> </w:t>
-      </w:r>
-      <w:proofErr w:type="spellStart"/>
-      <w:r>
-        <w:rPr>
-          <w:rFonts w:ascii="Times New Roman" w:hAnsi="Times New Roman" w:cs="Times New Roman"/>
-          <w:sz w:val="28"/>
-          <w:szCs w:val="28"/>
-        </w:rPr>
-        <w:t>Compose</w:t>
-      </w:r>
-      <w:proofErr w:type="spellEnd"/>
-      <w:r>
-        <w:rPr>
-          <w:rFonts w:ascii="Times New Roman" w:hAnsi="Times New Roman" w:cs="Times New Roman"/>
-          <w:sz w:val="28"/>
-          <w:szCs w:val="28"/>
-        </w:rPr>
-        <w:t xml:space="preserve"> / </w:t>
-      </w:r>
-      <w:proofErr w:type="spellStart"/>
-      <w:r>
-        <w:rPr>
-          <w:rFonts w:ascii="Times New Roman" w:hAnsi="Times New Roman" w:cs="Times New Roman"/>
-          <w:sz w:val="28"/>
-          <w:szCs w:val="28"/>
-        </w:rPr>
-        <w:t>Swarm</w:t>
-      </w:r>
-      <w:proofErr w:type="spellEnd"/>
-      <w:r>
-        <w:rPr>
-          <w:rFonts w:ascii="Times New Roman" w:hAnsi="Times New Roman" w:cs="Times New Roman"/>
-          <w:sz w:val="28"/>
-          <w:szCs w:val="28"/>
-        </w:rPr>
-        <w:t>;</w:t>
-      </w:r>
-      <w:r>
-        <w:rPr>
-          <w:rFonts w:ascii="Times New Roman" w:hAnsi="Times New Roman" w:cs="Times New Roman"/>
-          <w:sz w:val="28"/>
-          <w:szCs w:val="28"/>
-        </w:rPr>
-        <w:t xml:space="preserve"> </w:t>
-      </w:r>
-    </w:p>
-    <w:p>
-      <w:pPr>
-        <w:numPr>
-          <w:ilvl w:val="0"/>
-          <w:numId w:val="16"/>
-        </w:numPr>
-        <w:spacing w:line="360" w:lineRule="auto"/>
-        <w:jc w:val="both"/>
-        <w:rPr>
-          <w:rFonts w:ascii="Times New Roman" w:hAnsi="Times New Roman" w:cs="Times New Roman"/>
-          <w:sz w:val="28"/>
-          <w:szCs w:val="28"/>
-        </w:rPr>
-      </w:pPr>
-      <w:r>
-        <w:rPr>
-          <w:rFonts w:ascii="Times New Roman" w:hAnsi="Times New Roman" w:cs="Times New Roman"/>
-          <w:sz w:val="28"/>
-          <w:szCs w:val="28"/>
-        </w:rPr>
-        <w:t>CI/CD (</w:t>
-      </w:r>
-      <w:proofErr w:type="spellStart"/>
-      <w:r>
-        <w:rPr>
-          <w:rFonts w:ascii="Times New Roman" w:hAnsi="Times New Roman" w:cs="Times New Roman"/>
-          <w:sz w:val="28"/>
-          <w:szCs w:val="28"/>
-        </w:rPr>
-        <w:t>GitHub</w:t>
-      </w:r>
-      <w:proofErr w:type="spellEnd"/>
-      <w:r>
-        <w:rPr>
-          <w:rFonts w:ascii="Times New Roman" w:hAnsi="Times New Roman" w:cs="Times New Roman"/>
-          <w:sz w:val="28"/>
-          <w:szCs w:val="28"/>
-        </w:rPr>
-        <w:t xml:space="preserve"> </w:t>
-      </w:r>
-      <w:proofErr w:type="spellStart"/>
-      <w:r>
-        <w:rPr>
-          <w:rFonts w:ascii="Times New Roman" w:hAnsi="Times New Roman" w:cs="Times New Roman"/>
-          <w:sz w:val="28"/>
-          <w:szCs w:val="28"/>
-        </w:rPr>
-        <w:t>Actions</w:t>
-      </w:r>
-      <w:proofErr w:type="spellEnd"/>
-      <w:r>
-        <w:rPr>
-          <w:rFonts w:ascii="Times New Roman" w:hAnsi="Times New Roman" w:cs="Times New Roman"/>
-          <w:sz w:val="28"/>
-          <w:szCs w:val="28"/>
-        </w:rPr>
-        <w:t xml:space="preserve"> или аналог</w:t>
-      </w:r>
-      <w:r>
-        <w:rPr>
-          <w:rFonts w:ascii="Times New Roman" w:hAnsi="Times New Roman" w:cs="Times New Roman"/>
-          <w:sz w:val="28"/>
-          <w:szCs w:val="28"/>
-        </w:rPr>
-        <w:t>)</w:t>
-      </w:r>
-      <w:r>
-        <w:rPr>
-          <w:rFonts w:ascii="Times New Roman" w:hAnsi="Times New Roman" w:cs="Times New Roman"/>
-          <w:sz w:val="28"/>
-          <w:szCs w:val="28"/>
-        </w:rPr>
-        <w:t>;</w:t>
-      </w:r>
-      <w:r>
-        <w:rPr>
-          <w:rFonts w:ascii="Times New Roman" w:hAnsi="Times New Roman" w:cs="Times New Roman"/>
-          <w:sz w:val="28"/>
-          <w:szCs w:val="28"/>
-        </w:rPr>
-        <w:t xml:space="preserve"> </w:t>
-      </w:r>
-    </w:p>
-    <w:p>
-      <w:pPr>
-        <w:numPr>
-          <w:ilvl w:val="0"/>
-          <w:numId w:val="17"/>
-        </w:numPr>
-        <w:spacing w:line="360" w:lineRule="auto"/>
-        <w:jc w:val="both"/>
-        <w:rPr>
-          <w:rFonts w:ascii="Times New Roman" w:hAnsi="Times New Roman" w:cs="Times New Roman"/>
-          <w:sz w:val="28"/>
-          <w:szCs w:val="28"/>
-        </w:rPr>
-      </w:pPr>
-      <w:r>
-        <w:rPr>
-          <w:rFonts w:ascii="Times New Roman" w:hAnsi="Times New Roman" w:cs="Times New Roman"/>
-          <w:sz w:val="28"/>
-          <w:szCs w:val="28"/>
-        </w:rPr>
-        <w:t>проект не включает бронирование билетов (только рекомендации)</w:t>
-      </w:r>
-      <w:r>
-        <w:rPr>
-          <w:rFonts w:ascii="Times New Roman" w:hAnsi="Times New Roman" w:cs="Times New Roman"/>
-          <w:sz w:val="28"/>
-          <w:szCs w:val="28"/>
-        </w:rPr>
-        <w:t>;</w:t>
-      </w:r>
-      <w:r>
-        <w:rPr>
-          <w:rFonts w:ascii="Times New Roman" w:hAnsi="Times New Roman" w:cs="Times New Roman"/>
-          <w:sz w:val="28"/>
-          <w:szCs w:val="28"/>
-        </w:rPr>
-        <w:t xml:space="preserve"> </w:t>
-      </w:r>
-    </w:p>
-    <w:p>
-      <w:pPr>
-        <w:numPr>
-          <w:ilvl w:val="0"/>
-          <w:numId w:val="17"/>
-        </w:numPr>
-        <w:spacing w:line="360" w:lineRule="auto"/>
-        <w:jc w:val="both"/>
-        <w:rPr>
-          <w:rFonts w:ascii="Times New Roman" w:hAnsi="Times New Roman" w:cs="Times New Roman"/>
-          <w:sz w:val="28"/>
-          <w:szCs w:val="28"/>
-        </w:rPr>
-      </w:pPr>
-      <w:r>
-        <w:rPr>
-          <w:rFonts w:ascii="Times New Roman" w:hAnsi="Times New Roman" w:cs="Times New Roman"/>
-          <w:sz w:val="28"/>
-          <w:szCs w:val="28"/>
-        </w:rPr>
-        <w:t>AI-генерация маршрутов может быть упрощенной (</w:t>
-      </w:r>
-      <w:proofErr w:type="spellStart"/>
-      <w:r>
-        <w:rPr>
-          <w:rFonts w:ascii="Times New Roman" w:hAnsi="Times New Roman" w:cs="Times New Roman"/>
-          <w:sz w:val="28"/>
-          <w:szCs w:val="28"/>
-        </w:rPr>
-        <w:t>rule-based</w:t>
-      </w:r>
-      <w:proofErr w:type="spellEnd"/>
-      <w:r>
-        <w:rPr>
-          <w:rFonts w:ascii="Times New Roman" w:hAnsi="Times New Roman" w:cs="Times New Roman"/>
-          <w:sz w:val="28"/>
-          <w:szCs w:val="28"/>
-        </w:rPr>
-        <w:t xml:space="preserve"> на MVP)</w:t>
-      </w:r>
-      <w:r>
-        <w:rPr>
-          <w:rFonts w:ascii="Times New Roman" w:hAnsi="Times New Roman" w:cs="Times New Roman"/>
-          <w:sz w:val="28"/>
-          <w:szCs w:val="28"/>
-        </w:rPr>
-        <w:t>;</w:t>
-      </w:r>
-      <w:r>
-        <w:rPr>
-          <w:rFonts w:ascii="Times New Roman" w:hAnsi="Times New Roman" w:cs="Times New Roman"/>
-          <w:sz w:val="28"/>
-          <w:szCs w:val="28"/>
-        </w:rPr>
-        <w:t xml:space="preserve"> </w:t>
-      </w:r>
-    </w:p>
-    <w:p>
-      <w:pPr>
-        <w:numPr>
-          <w:ilvl w:val="0"/>
-          <w:numId w:val="17"/>
-        </w:numPr>
-        <w:spacing w:line="360" w:lineRule="auto"/>
-        <w:jc w:val="both"/>
-        <w:rPr>
-          <w:rFonts w:ascii="Times New Roman" w:hAnsi="Times New Roman" w:cs="Times New Roman"/>
-          <w:sz w:val="28"/>
-          <w:szCs w:val="28"/>
-        </w:rPr>
-      </w:pPr>
-      <w:r>
-        <w:rPr>
-          <w:rFonts w:ascii="Times New Roman" w:hAnsi="Times New Roman" w:cs="Times New Roman"/>
-          <w:sz w:val="28"/>
-          <w:szCs w:val="28"/>
-        </w:rPr>
-        <w:t>офлайн-режим не поддерживается</w:t>
-      </w:r>
-      <w:r>
-        <w:rPr>
-          <w:rFonts w:ascii="Times New Roman" w:hAnsi="Times New Roman" w:cs="Times New Roman"/>
-          <w:sz w:val="28"/>
-          <w:szCs w:val="28"/>
-        </w:rPr>
-        <w:t>;</w:t>
-      </w:r>
-      <w:r>
-        <w:rPr>
-          <w:rFonts w:ascii="Times New Roman" w:hAnsi="Times New Roman" w:cs="Times New Roman"/>
-          <w:sz w:val="28"/>
-          <w:szCs w:val="28"/>
-        </w:rPr>
-        <w:t xml:space="preserve"> </w:t>
-      </w:r>
-    </w:p>
-    <w:p>
-      <w:pPr>
-        <w:spacing w:line="360" w:lineRule="auto"/>
-        <w:jc w:val="center"/>
-        <w:rPr>
-          <w:rFonts w:ascii="Times New Roman" w:hAnsi="Times New Roman" w:cs="Times New Roman"/>
-          <w:b/>
-          <w:bCs/>
-          <w:sz w:val="28"/>
-          <w:szCs w:val="28"/>
-        </w:rPr>
-      </w:pPr>
-      <w:r>
-        <w:rPr>
-          <w:rFonts w:ascii="Times New Roman" w:hAnsi="Times New Roman" w:cs="Times New Roman"/>
-          <w:b/>
-          <w:bCs/>
-          <w:sz w:val="28"/>
-          <w:szCs w:val="28"/>
-        </w:rPr>
-        <w:t>КРИТЕРИИ УСПЕШНОСТИ ПРОЕКТА</w:t>
-      </w:r>
-    </w:p>
-    <w:p>
-      <w:pPr>
-        <w:spacing w:line="360" w:lineRule="auto"/>
-        <w:jc w:val="both"/>
-        <w:rPr>
-          <w:rFonts w:ascii="Times New Roman" w:hAnsi="Times New Roman" w:cs="Times New Roman"/>
-          <w:sz w:val="28"/>
-          <w:szCs w:val="28"/>
-        </w:rPr>
-      </w:pPr>
-      <w:r>
-        <w:rPr>
-          <w:rFonts w:ascii="Times New Roman" w:hAnsi="Times New Roman" w:cs="Times New Roman"/>
-          <w:sz w:val="28"/>
-          <w:szCs w:val="28"/>
-        </w:rPr>
-        <w:t>Проект считается успешным, если:</w:t>
-      </w:r>
-    </w:p>
-    <w:p>
-      <w:pPr>
-        <w:numPr>
-          <w:ilvl w:val="0"/>
-          <w:numId w:val="18"/>
-        </w:numPr>
-        <w:spacing w:line="360" w:lineRule="auto"/>
-        <w:jc w:val="both"/>
-        <w:rPr>
-          <w:rFonts w:ascii="Times New Roman" w:hAnsi="Times New Roman" w:cs="Times New Roman"/>
-          <w:sz w:val="28"/>
-          <w:szCs w:val="28"/>
-        </w:rPr>
-      </w:pPr>
-      <w:r>
-        <w:rPr>
-          <w:rFonts w:ascii="Times New Roman" w:hAnsi="Times New Roman" w:cs="Times New Roman"/>
-          <w:sz w:val="28"/>
-          <w:szCs w:val="28"/>
-        </w:rPr>
-        <w:t>пользователь может создать маршрут менее чем за 1 минуту</w:t>
-      </w:r>
-      <w:r>
-        <w:rPr>
-          <w:rFonts w:ascii="Times New Roman" w:hAnsi="Times New Roman" w:cs="Times New Roman"/>
-          <w:sz w:val="28"/>
-          <w:szCs w:val="28"/>
-        </w:rPr>
-        <w:t>;</w:t>
-      </w:r>
-      <w:r>
-        <w:rPr>
-          <w:rFonts w:ascii="Times New Roman" w:hAnsi="Times New Roman" w:cs="Times New Roman"/>
-          <w:sz w:val="28"/>
-          <w:szCs w:val="28"/>
-        </w:rPr>
-        <w:t xml:space="preserve"> </w:t>
-      </w:r>
-    </w:p>
-    <w:p>
-      <w:pPr>
-        <w:numPr>
-          <w:ilvl w:val="0"/>
-          <w:numId w:val="18"/>
-        </w:numPr>
-        <w:spacing w:line="360" w:lineRule="auto"/>
-        <w:jc w:val="both"/>
-        <w:rPr>
-          <w:rFonts w:ascii="Times New Roman" w:hAnsi="Times New Roman" w:cs="Times New Roman"/>
-          <w:sz w:val="28"/>
-          <w:szCs w:val="28"/>
-        </w:rPr>
-      </w:pPr>
-      <w:r>
-        <w:rPr>
-          <w:rFonts w:ascii="Times New Roman" w:hAnsi="Times New Roman" w:cs="Times New Roman"/>
-          <w:sz w:val="28"/>
-          <w:szCs w:val="28"/>
-        </w:rPr>
-        <w:t>система генерирует релевантные маршруты ≥ 80% случаев</w:t>
-      </w:r>
-      <w:r>
-        <w:rPr>
-          <w:rFonts w:ascii="Times New Roman" w:hAnsi="Times New Roman" w:cs="Times New Roman"/>
-          <w:sz w:val="28"/>
-          <w:szCs w:val="28"/>
-        </w:rPr>
-        <w:t>;</w:t>
-      </w:r>
-      <w:r>
-        <w:rPr>
-          <w:rFonts w:ascii="Times New Roman" w:hAnsi="Times New Roman" w:cs="Times New Roman"/>
-          <w:sz w:val="28"/>
-          <w:szCs w:val="28"/>
-        </w:rPr>
-        <w:t xml:space="preserve"> </w:t>
-      </w:r>
-    </w:p>
-    <w:p>
-      <w:pPr>
-        <w:numPr>
-          <w:ilvl w:val="0"/>
-          <w:numId w:val="18"/>
-        </w:numPr>
-        <w:spacing w:line="360" w:lineRule="auto"/>
-        <w:jc w:val="both"/>
-        <w:rPr>
-          <w:rFonts w:ascii="Times New Roman" w:hAnsi="Times New Roman" w:cs="Times New Roman"/>
-          <w:sz w:val="28"/>
-          <w:szCs w:val="28"/>
-        </w:rPr>
-      </w:pPr>
-      <w:r>
-        <w:rPr>
-          <w:rFonts w:ascii="Times New Roman" w:hAnsi="Times New Roman" w:cs="Times New Roman"/>
-          <w:sz w:val="28"/>
-          <w:szCs w:val="28"/>
-        </w:rPr>
-        <w:t>пользовательская оценка сервиса ≥ 4/5</w:t>
-      </w:r>
-      <w:r>
-        <w:rPr>
-          <w:rFonts w:ascii="Times New Roman" w:hAnsi="Times New Roman" w:cs="Times New Roman"/>
-          <w:sz w:val="28"/>
-          <w:szCs w:val="28"/>
-        </w:rPr>
-        <w:t>;</w:t>
-      </w:r>
-      <w:r>
-        <w:rPr>
-          <w:rFonts w:ascii="Times New Roman" w:hAnsi="Times New Roman" w:cs="Times New Roman"/>
-          <w:sz w:val="28"/>
-          <w:szCs w:val="28"/>
-        </w:rPr>
-        <w:t xml:space="preserve"> </w:t>
-      </w:r>
-    </w:p>
-    <w:p>
-      <w:pPr>
-        <w:numPr>
-          <w:ilvl w:val="0"/>
-          <w:numId w:val="18"/>
-        </w:numPr>
-        <w:spacing w:line="360" w:lineRule="auto"/>
-        <w:jc w:val="both"/>
-        <w:rPr>
-          <w:rFonts w:ascii="Times New Roman" w:hAnsi="Times New Roman" w:cs="Times New Roman"/>
-          <w:sz w:val="28"/>
-          <w:szCs w:val="28"/>
-        </w:rPr>
-      </w:pPr>
-      <w:r>
-        <w:rPr>
-          <w:rFonts w:ascii="Times New Roman" w:hAnsi="Times New Roman" w:cs="Times New Roman"/>
-          <w:sz w:val="28"/>
-          <w:szCs w:val="28"/>
-        </w:rPr>
-        <w:t>система стабильно работает при нагрузке</w:t>
-      </w:r>
-      <w:r>
-        <w:rPr>
-          <w:rFonts w:ascii="Times New Roman" w:hAnsi="Times New Roman" w:cs="Times New Roman"/>
-          <w:sz w:val="28"/>
-          <w:szCs w:val="28"/>
-        </w:rPr>
-        <w:t>;</w:t>
-      </w:r>
-      <w:r>
-        <w:rPr>
-          <w:rFonts w:ascii="Times New Roman" w:hAnsi="Times New Roman" w:cs="Times New Roman"/>
-          <w:sz w:val="28"/>
-          <w:szCs w:val="28"/>
-        </w:rPr>
-        <w:t xml:space="preserve"> </w:t>
-      </w:r>
-    </w:p>
-    <w:p>
-      <w:pPr>
-        <w:spacing w:line="360" w:lineRule="auto"/>
-        <w:jc w:val="center"/>
-        <w:rPr>
-          <w:rFonts w:ascii="Times New Roman" w:hAnsi="Times New Roman" w:cs="Times New Roman"/>
-          <w:b/>
-          <w:bCs/>
-          <w:sz w:val="28"/>
-          <w:szCs w:val="28"/>
-        </w:rPr>
-      </w:pPr>
-      <w:r>
-        <w:rPr>
-          <w:rFonts w:ascii="Times New Roman" w:hAnsi="Times New Roman" w:cs="Times New Roman"/>
-          <w:b/>
-          <w:bCs/>
-          <w:sz w:val="28"/>
-          <w:szCs w:val="28"/>
-        </w:rPr>
-        <w:t>ОЖИДАЕМЫЕ РЕЗУЛЬТАТЫ</w:t>
-      </w:r>
-    </w:p>
-    <w:p>
-      <w:pPr>
-        <w:spacing w:line="360" w:lineRule="auto"/>
-        <w:jc w:val="both"/>
-        <w:rPr>
-          <w:rFonts w:ascii="Times New Roman" w:hAnsi="Times New Roman" w:cs="Times New Roman"/>
-          <w:sz w:val="28"/>
-          <w:szCs w:val="28"/>
-        </w:rPr>
-      </w:pPr>
-      <w:r>
-        <w:rPr>
-          <w:rFonts w:ascii="Times New Roman" w:hAnsi="Times New Roman" w:cs="Times New Roman"/>
-          <w:sz w:val="28"/>
-          <w:szCs w:val="28"/>
-        </w:rPr>
-        <w:t>В результате проекта должен быть создан:</w:t>
-      </w:r>
-    </w:p>
-    <w:p>
-      <w:pPr>
-        <w:numPr>
-          <w:ilvl w:val="0"/>
-          <w:numId w:val="19"/>
-        </w:numPr>
-        <w:spacing w:line="360" w:lineRule="auto"/>
-        <w:jc w:val="both"/>
-        <w:rPr>
-          <w:rFonts w:ascii="Times New Roman" w:hAnsi="Times New Roman" w:cs="Times New Roman"/>
-          <w:sz w:val="28"/>
-          <w:szCs w:val="28"/>
-        </w:rPr>
-      </w:pPr>
-      <w:r>
-        <w:rPr>
-          <w:rFonts w:ascii="Times New Roman" w:hAnsi="Times New Roman" w:cs="Times New Roman"/>
-          <w:sz w:val="28"/>
-          <w:szCs w:val="28"/>
-        </w:rPr>
-        <w:t xml:space="preserve">работающий веб-сервис </w:t>
-      </w:r>
-      <w:proofErr w:type="spellStart"/>
-      <w:r>
-        <w:rPr>
-          <w:rFonts w:ascii="Times New Roman" w:hAnsi="Times New Roman" w:cs="Times New Roman"/>
-          <w:sz w:val="28"/>
-          <w:szCs w:val="28"/>
-        </w:rPr>
-        <w:t>SmartTravel</w:t>
-      </w:r>
-      <w:proofErr w:type="spellEnd"/>
-      <w:r>
-        <w:rPr>
-          <w:rFonts w:ascii="Times New Roman" w:hAnsi="Times New Roman" w:cs="Times New Roman"/>
-          <w:sz w:val="28"/>
-          <w:szCs w:val="28"/>
-        </w:rPr>
-        <w:t xml:space="preserve"> </w:t>
-      </w:r>
-      <w:proofErr w:type="spellStart"/>
-      <w:r>
-        <w:rPr>
-          <w:rFonts w:ascii="Times New Roman" w:hAnsi="Times New Roman" w:cs="Times New Roman"/>
-          <w:sz w:val="28"/>
-          <w:szCs w:val="28"/>
-        </w:rPr>
-        <w:t>Planner</w:t>
-      </w:r>
-      <w:proofErr w:type="spellEnd"/>
-      <w:r>
-        <w:rPr>
-          <w:rFonts w:ascii="Times New Roman" w:hAnsi="Times New Roman" w:cs="Times New Roman"/>
-          <w:sz w:val="28"/>
-          <w:szCs w:val="28"/>
-        </w:rPr>
-        <w:t>;</w:t>
-      </w:r>
-      <w:r>
-        <w:rPr>
-          <w:rFonts w:ascii="Times New Roman" w:hAnsi="Times New Roman" w:cs="Times New Roman"/>
-          <w:sz w:val="28"/>
-          <w:szCs w:val="28"/>
-        </w:rPr>
-        <w:t xml:space="preserve"> </w:t>
-      </w:r>
-    </w:p>
-    <w:p>
-      <w:pPr>
-        <w:numPr>
-          <w:ilvl w:val="0"/>
-          <w:numId w:val="19"/>
-        </w:numPr>
-        <w:spacing w:line="360" w:lineRule="auto"/>
-        <w:jc w:val="both"/>
-        <w:rPr>
-          <w:rFonts w:ascii="Times New Roman" w:hAnsi="Times New Roman" w:cs="Times New Roman"/>
-          <w:sz w:val="28"/>
-          <w:szCs w:val="28"/>
-        </w:rPr>
-      </w:pPr>
-      <w:r>
-        <w:rPr>
-          <w:rFonts w:ascii="Times New Roman" w:hAnsi="Times New Roman" w:cs="Times New Roman"/>
-          <w:sz w:val="28"/>
-          <w:szCs w:val="28"/>
-        </w:rPr>
-        <w:t xml:space="preserve">API </w:t>
-      </w:r>
-      <w:proofErr w:type="spellStart"/>
-      <w:r>
-        <w:rPr>
-          <w:rFonts w:ascii="Times New Roman" w:hAnsi="Times New Roman" w:cs="Times New Roman"/>
-          <w:sz w:val="28"/>
-          <w:szCs w:val="28"/>
-        </w:rPr>
-        <w:t>backend</w:t>
-      </w:r>
-      <w:proofErr w:type="spellEnd"/>
-      <w:r>
-        <w:rPr>
-          <w:rFonts w:ascii="Times New Roman" w:hAnsi="Times New Roman" w:cs="Times New Roman"/>
-          <w:sz w:val="28"/>
-          <w:szCs w:val="28"/>
-        </w:rPr>
-        <w:t>;</w:t>
-      </w:r>
-      <w:r>
-        <w:rPr>
-          <w:rFonts w:ascii="Times New Roman" w:hAnsi="Times New Roman" w:cs="Times New Roman"/>
-          <w:sz w:val="28"/>
-          <w:szCs w:val="28"/>
-        </w:rPr>
-        <w:t xml:space="preserve"> </w:t>
-      </w:r>
-    </w:p>
-    <w:p>
-      <w:pPr>
-        <w:numPr>
-          <w:ilvl w:val="0"/>
-          <w:numId w:val="19"/>
-        </w:numPr>
-        <w:spacing w:line="360" w:lineRule="auto"/>
-        <w:jc w:val="both"/>
-        <w:rPr>
-          <w:rFonts w:ascii="Times New Roman" w:hAnsi="Times New Roman" w:cs="Times New Roman"/>
-          <w:sz w:val="28"/>
-          <w:szCs w:val="28"/>
-        </w:rPr>
-      </w:pPr>
-      <w:proofErr w:type="spellStart"/>
-      <w:r>
-        <w:rPr>
-          <w:rFonts w:ascii="Times New Roman" w:hAnsi="Times New Roman" w:cs="Times New Roman"/>
-          <w:sz w:val="28"/>
-          <w:szCs w:val="28"/>
-        </w:rPr>
-        <w:t>frontend</w:t>
-      </w:r>
-      <w:proofErr w:type="spellEnd"/>
-      <w:r>
-        <w:rPr>
-          <w:rFonts w:ascii="Times New Roman" w:hAnsi="Times New Roman" w:cs="Times New Roman"/>
-          <w:sz w:val="28"/>
-          <w:szCs w:val="28"/>
-        </w:rPr>
-        <w:t xml:space="preserve"> интерфейс</w:t>
-      </w:r>
-      <w:r>
-        <w:rPr>
-          <w:rFonts w:ascii="Times New Roman" w:hAnsi="Times New Roman" w:cs="Times New Roman"/>
-          <w:sz w:val="28"/>
-          <w:szCs w:val="28"/>
-        </w:rPr>
-        <w:t>;</w:t>
-      </w:r>
-      <w:r>
-        <w:rPr>
-          <w:rFonts w:ascii="Times New Roman" w:hAnsi="Times New Roman" w:cs="Times New Roman"/>
-          <w:sz w:val="28"/>
-          <w:szCs w:val="28"/>
-        </w:rPr>
-        <w:t xml:space="preserve"> </w:t>
-      </w:r>
-    </w:p>
-    <w:p>
-      <w:pPr>
-        <w:numPr>
-          <w:ilvl w:val="0"/>
-          <w:numId w:val="19"/>
-        </w:numPr>
-        <w:spacing w:line="360" w:lineRule="auto"/>
-        <w:jc w:val="both"/>
-        <w:rPr>
-          <w:rFonts w:ascii="Times New Roman" w:hAnsi="Times New Roman" w:cs="Times New Roman"/>
-          <w:sz w:val="28"/>
-          <w:szCs w:val="28"/>
-        </w:rPr>
-      </w:pPr>
-      <w:r>
-        <w:rPr>
-          <w:rFonts w:ascii="Times New Roman" w:hAnsi="Times New Roman" w:cs="Times New Roman"/>
-          <w:sz w:val="28"/>
-          <w:szCs w:val="28"/>
-        </w:rPr>
-        <w:t>база данных с туристическими данными</w:t>
-      </w:r>
-      <w:r>
-        <w:rPr>
-          <w:rFonts w:ascii="Times New Roman" w:hAnsi="Times New Roman" w:cs="Times New Roman"/>
-          <w:sz w:val="28"/>
-          <w:szCs w:val="28"/>
-        </w:rPr>
-        <w:t>;</w:t>
-      </w:r>
-      <w:r>
-        <w:rPr>
-          <w:rFonts w:ascii="Times New Roman" w:hAnsi="Times New Roman" w:cs="Times New Roman"/>
-          <w:sz w:val="28"/>
-          <w:szCs w:val="28"/>
-        </w:rPr>
-        <w:t xml:space="preserve"> </w:t>
-      </w:r>
-    </w:p>
-    <w:p>
-      <w:pPr>
-        <w:numPr>
-          <w:ilvl w:val="0"/>
-          <w:numId w:val="19"/>
-        </w:numPr>
-        <w:spacing w:line="360" w:lineRule="auto"/>
-        <w:jc w:val="both"/>
-        <w:rPr>
-          <w:rFonts w:ascii="Times New Roman" w:hAnsi="Times New Roman" w:cs="Times New Roman"/>
-          <w:sz w:val="28"/>
-          <w:szCs w:val="28"/>
-        </w:rPr>
-      </w:pPr>
-      <w:r>
-        <w:rPr>
-          <w:rFonts w:ascii="Times New Roman" w:hAnsi="Times New Roman" w:cs="Times New Roman"/>
-          <w:sz w:val="28"/>
-          <w:szCs w:val="28"/>
-        </w:rPr>
-        <w:t>система генерации маршрутов</w:t>
-      </w:r>
-      <w:r>
-        <w:rPr>
-          <w:rFonts w:ascii="Times New Roman" w:hAnsi="Times New Roman" w:cs="Times New Roman"/>
-          <w:sz w:val="28"/>
-          <w:szCs w:val="28"/>
-        </w:rPr>
-        <w:t>;</w:t>
-      </w:r>
-      <w:r>
-        <w:rPr>
-          <w:rFonts w:ascii="Times New Roman" w:hAnsi="Times New Roman" w:cs="Times New Roman"/>
-          <w:sz w:val="28"/>
-          <w:szCs w:val="28"/>
-        </w:rPr>
-        <w:t xml:space="preserve"> </w:t>
-      </w:r>
-    </w:p>
-    <w:p>
-      <w:pPr>
-        <w:spacing w:line="360" w:lineRule="auto"/>
-        <w:jc w:val="center"/>
-        <w:rPr>
-          <w:rFonts w:ascii="Times New Roman" w:hAnsi="Times New Roman" w:cs="Times New Roman"/>
-          <w:b/>
-          <w:bCs/>
-          <w:sz w:val="28"/>
-          <w:szCs w:val="28"/>
-        </w:rPr>
-      </w:pPr>
-      <w:r>
-        <w:rPr>
-          <w:rFonts w:ascii="Times New Roman" w:hAnsi="Times New Roman" w:cs="Times New Roman"/>
-          <w:b/>
-          <w:bCs/>
-          <w:sz w:val="28"/>
-          <w:szCs w:val="28"/>
-        </w:rPr>
-        <w:t>ИТОГ</w:t>
-      </w:r>
-    </w:p>
-    <w:p>
-      <w:pPr>
-        <w:spacing w:line="360" w:lineRule="auto"/>
-        <w:ind w:firstLine="708"/>
-        <w:jc w:val="both"/>
-        <w:rPr>
-          <w:rFonts w:ascii="Times New Roman" w:hAnsi="Times New Roman" w:cs="Times New Roman"/>
-          <w:sz w:val="28"/>
-          <w:szCs w:val="28"/>
-        </w:rPr>
-      </w:pPr>
-      <w:r>
-        <w:rPr>
-          <w:rFonts w:ascii="Times New Roman" w:hAnsi="Times New Roman" w:cs="Times New Roman"/>
-          <w:sz w:val="28"/>
-          <w:szCs w:val="28"/>
-        </w:rPr>
-        <w:t>Данный документ является основой для</w:t>
-      </w:r>
-      <w:r>
-        <w:rPr>
-          <w:rFonts w:ascii="Times New Roman" w:hAnsi="Times New Roman" w:cs="Times New Roman"/>
-          <w:sz w:val="28"/>
-          <w:szCs w:val="28"/>
-        </w:rPr>
-        <w:t xml:space="preserve"> </w:t>
-      </w:r>
-      <w:r>
-        <w:rPr>
-          <w:rFonts w:ascii="Times New Roman" w:hAnsi="Times New Roman" w:cs="Times New Roman"/>
-          <w:sz w:val="28"/>
-          <w:szCs w:val="28"/>
-        </w:rPr>
-        <w:t>планирования задач</w:t>
-      </w:r>
-      <w:r>
-        <w:rPr>
-          <w:rFonts w:ascii="Times New Roman" w:hAnsi="Times New Roman" w:cs="Times New Roman"/>
-          <w:sz w:val="28"/>
-          <w:szCs w:val="28"/>
-        </w:rPr>
-        <w:t xml:space="preserve">, </w:t>
-      </w:r>
-      <w:r>
-        <w:rPr>
-          <w:rFonts w:ascii="Times New Roman" w:hAnsi="Times New Roman" w:cs="Times New Roman"/>
-          <w:sz w:val="28"/>
-          <w:szCs w:val="28"/>
-        </w:rPr>
-        <w:t>оценки сроков</w:t>
-      </w:r>
-      <w:r>
-        <w:rPr>
-          <w:rFonts w:ascii="Times New Roman" w:hAnsi="Times New Roman" w:cs="Times New Roman"/>
-          <w:sz w:val="28"/>
-          <w:szCs w:val="28"/>
-        </w:rPr>
-        <w:t xml:space="preserve">, </w:t>
-      </w:r>
-      <w:r>
-        <w:rPr>
-          <w:rFonts w:ascii="Times New Roman" w:hAnsi="Times New Roman" w:cs="Times New Roman"/>
-          <w:sz w:val="28"/>
-          <w:szCs w:val="28"/>
-        </w:rPr>
-        <w:t xml:space="preserve">расчета бюджета </w:t>
-      </w:r>
-      <w:r>
-        <w:rPr>
-          <w:rFonts w:ascii="Times New Roman" w:hAnsi="Times New Roman" w:cs="Times New Roman"/>
-          <w:sz w:val="28"/>
-          <w:szCs w:val="28"/>
-        </w:rPr>
-        <w:t xml:space="preserve">и </w:t>
-      </w:r>
-      <w:r>
-        <w:rPr>
-          <w:rFonts w:ascii="Times New Roman" w:hAnsi="Times New Roman" w:cs="Times New Roman"/>
-          <w:sz w:val="28"/>
-          <w:szCs w:val="28"/>
-        </w:rPr>
-        <w:t>распределения ролей в команде</w:t>
-      </w:r>
-      <w:r>
-        <w:rPr>
-          <w:rFonts w:ascii="Times New Roman" w:hAnsi="Times New Roman" w:cs="Times New Roman"/>
-          <w:sz w:val="28"/>
-          <w:szCs w:val="28"/>
-        </w:rPr>
-        <w:t>.</w:t>
-      </w:r>
-    </w:p>
-    <w:p>
-      <w:pPr>
-        <w:jc w:val="both"/>
-        <w:rPr>
-          <w:rFonts w:ascii="Times New Roman" w:hAnsi="Times New Roman" w:cs="Times New Roman"/>
-          <w:sz w:val="28"/>
-          <w:szCs w:val="28"/>
-        </w:rPr>
-      </w:pPr>
     </w:p>
     <w:sectPr>
       <w:pgSz w:w="11906" w:h="16838"/>
@@ -3274,6 +1047,95 @@
     </w:lvl>
   </w:abstractNum>
   <w:abstractNum w:abstractNumId="3" w15:restartNumberingAfterBreak="0">
+    <w:nsid w:val="251C5D84"/>
+    <w:multiLevelType w:val="hybridMultilevel"/>
+    <w:tmpl w:val="38C2E48A"/>
+    <w:lvl w:ilvl="0" w:tplc="0419000F">
+      <w:start w:val="1"/>
+      <w:numFmt w:val="decimal"/>
+      <w:lvlText w:val="%1."/>
+      <w:lvlJc w:val="left"/>
+      <w:pPr>
+        <w:ind w:left="720" w:hanging="360"/>
+      </w:pPr>
+      <w:rPr>
+        <w:rFonts w:hint="default"/>
+      </w:rPr>
+    </w:lvl>
+    <w:lvl w:ilvl="1" w:tplc="04190019" w:tentative="1">
+      <w:start w:val="1"/>
+      <w:numFmt w:val="lowerLetter"/>
+      <w:lvlText w:val="%2."/>
+      <w:lvlJc w:val="left"/>
+      <w:pPr>
+        <w:ind w:left="1440" w:hanging="360"/>
+      </w:pPr>
+    </w:lvl>
+    <w:lvl w:ilvl="2" w:tplc="0419001B" w:tentative="1">
+      <w:start w:val="1"/>
+      <w:numFmt w:val="lowerRoman"/>
+      <w:lvlText w:val="%3."/>
+      <w:lvlJc w:val="right"/>
+      <w:pPr>
+        <w:ind w:left="2160" w:hanging="180"/>
+      </w:pPr>
+    </w:lvl>
+    <w:lvl w:ilvl="3" w:tplc="0419000F" w:tentative="1">
+      <w:start w:val="1"/>
+      <w:numFmt w:val="decimal"/>
+      <w:lvlText w:val="%4."/>
+      <w:lvlJc w:val="left"/>
+      <w:pPr>
+        <w:ind w:left="2880" w:hanging="360"/>
+      </w:pPr>
+    </w:lvl>
+    <w:lvl w:ilvl="4" w:tplc="04190019" w:tentative="1">
+      <w:start w:val="1"/>
+      <w:numFmt w:val="lowerLetter"/>
+      <w:lvlText w:val="%5."/>
+      <w:lvlJc w:val="left"/>
+      <w:pPr>
+        <w:ind w:left="3600" w:hanging="360"/>
+      </w:pPr>
+    </w:lvl>
+    <w:lvl w:ilvl="5" w:tplc="0419001B" w:tentative="1">
+      <w:start w:val="1"/>
+      <w:numFmt w:val="lowerRoman"/>
+      <w:lvlText w:val="%6."/>
+      <w:lvlJc w:val="right"/>
+      <w:pPr>
+        <w:ind w:left="4320" w:hanging="180"/>
+      </w:pPr>
+    </w:lvl>
+    <w:lvl w:ilvl="6" w:tplc="0419000F" w:tentative="1">
+      <w:start w:val="1"/>
+      <w:numFmt w:val="decimal"/>
+      <w:lvlText w:val="%7."/>
+      <w:lvlJc w:val="left"/>
+      <w:pPr>
+        <w:ind w:left="5040" w:hanging="360"/>
+      </w:pPr>
+    </w:lvl>
+    <w:lvl w:ilvl="7" w:tplc="04190019" w:tentative="1">
+      <w:start w:val="1"/>
+      <w:numFmt w:val="lowerLetter"/>
+      <w:lvlText w:val="%8."/>
+      <w:lvlJc w:val="left"/>
+      <w:pPr>
+        <w:ind w:left="5760" w:hanging="360"/>
+      </w:pPr>
+    </w:lvl>
+    <w:lvl w:ilvl="8" w:tplc="0419001B" w:tentative="1">
+      <w:start w:val="1"/>
+      <w:numFmt w:val="lowerRoman"/>
+      <w:lvlText w:val="%9."/>
+      <w:lvlJc w:val="right"/>
+      <w:pPr>
+        <w:ind w:left="6480" w:hanging="180"/>
+      </w:pPr>
+    </w:lvl>
+  </w:abstractNum>
+  <w:abstractNum w:abstractNumId="4" w15:restartNumberingAfterBreak="0">
     <w:nsid w:val="2C420909"/>
     <w:multiLevelType w:val="multilevel"/>
     <w:tmpl w:val="9370B8B4"/>
@@ -3422,7 +1284,7 @@
       </w:rPr>
     </w:lvl>
   </w:abstractNum>
-  <w:abstractNum w:abstractNumId="4" w15:restartNumberingAfterBreak="0">
+  <w:abstractNum w:abstractNumId="5" w15:restartNumberingAfterBreak="0">
     <w:nsid w:val="2E301BF4"/>
     <w:multiLevelType w:val="multilevel"/>
     <w:tmpl w:val="0786013A"/>
@@ -3571,7 +1433,7 @@
       </w:rPr>
     </w:lvl>
   </w:abstractNum>
-  <w:abstractNum w:abstractNumId="5" w15:restartNumberingAfterBreak="0">
+  <w:abstractNum w:abstractNumId="6" w15:restartNumberingAfterBreak="0">
     <w:nsid w:val="30A14DFA"/>
     <w:multiLevelType w:val="multilevel"/>
     <w:tmpl w:val="8B62D538"/>
@@ -3720,7 +1582,7 @@
       </w:rPr>
     </w:lvl>
   </w:abstractNum>
-  <w:abstractNum w:abstractNumId="6" w15:restartNumberingAfterBreak="0">
+  <w:abstractNum w:abstractNumId="7" w15:restartNumberingAfterBreak="0">
     <w:nsid w:val="36E47A31"/>
     <w:multiLevelType w:val="multilevel"/>
     <w:tmpl w:val="F448270E"/>
@@ -3869,7 +1731,93 @@
       </w:rPr>
     </w:lvl>
   </w:abstractNum>
-  <w:abstractNum w:abstractNumId="7" w15:restartNumberingAfterBreak="0">
+  <w:abstractNum w:abstractNumId="8" w15:restartNumberingAfterBreak="0">
+    <w:nsid w:val="38A84244"/>
+    <w:multiLevelType w:val="hybridMultilevel"/>
+    <w:tmpl w:val="C6F2A882"/>
+    <w:lvl w:ilvl="0" w:tplc="0419000F">
+      <w:start w:val="1"/>
+      <w:numFmt w:val="decimal"/>
+      <w:lvlText w:val="%1."/>
+      <w:lvlJc w:val="left"/>
+      <w:pPr>
+        <w:ind w:left="360" w:hanging="360"/>
+      </w:pPr>
+    </w:lvl>
+    <w:lvl w:ilvl="1" w:tplc="04190019" w:tentative="1">
+      <w:start w:val="1"/>
+      <w:numFmt w:val="lowerLetter"/>
+      <w:lvlText w:val="%2."/>
+      <w:lvlJc w:val="left"/>
+      <w:pPr>
+        <w:ind w:left="1080" w:hanging="360"/>
+      </w:pPr>
+    </w:lvl>
+    <w:lvl w:ilvl="2" w:tplc="0419001B" w:tentative="1">
+      <w:start w:val="1"/>
+      <w:numFmt w:val="lowerRoman"/>
+      <w:lvlText w:val="%3."/>
+      <w:lvlJc w:val="right"/>
+      <w:pPr>
+        <w:ind w:left="1800" w:hanging="180"/>
+      </w:pPr>
+    </w:lvl>
+    <w:lvl w:ilvl="3" w:tplc="0419000F" w:tentative="1">
+      <w:start w:val="1"/>
+      <w:numFmt w:val="decimal"/>
+      <w:lvlText w:val="%4."/>
+      <w:lvlJc w:val="left"/>
+      <w:pPr>
+        <w:ind w:left="2520" w:hanging="360"/>
+      </w:pPr>
+    </w:lvl>
+    <w:lvl w:ilvl="4" w:tplc="04190019" w:tentative="1">
+      <w:start w:val="1"/>
+      <w:numFmt w:val="lowerLetter"/>
+      <w:lvlText w:val="%5."/>
+      <w:lvlJc w:val="left"/>
+      <w:pPr>
+        <w:ind w:left="3240" w:hanging="360"/>
+      </w:pPr>
+    </w:lvl>
+    <w:lvl w:ilvl="5" w:tplc="0419001B" w:tentative="1">
+      <w:start w:val="1"/>
+      <w:numFmt w:val="lowerRoman"/>
+      <w:lvlText w:val="%6."/>
+      <w:lvlJc w:val="right"/>
+      <w:pPr>
+        <w:ind w:left="3960" w:hanging="180"/>
+      </w:pPr>
+    </w:lvl>
+    <w:lvl w:ilvl="6" w:tplc="0419000F" w:tentative="1">
+      <w:start w:val="1"/>
+      <w:numFmt w:val="decimal"/>
+      <w:lvlText w:val="%7."/>
+      <w:lvlJc w:val="left"/>
+      <w:pPr>
+        <w:ind w:left="4680" w:hanging="360"/>
+      </w:pPr>
+    </w:lvl>
+    <w:lvl w:ilvl="7" w:tplc="04190019" w:tentative="1">
+      <w:start w:val="1"/>
+      <w:numFmt w:val="lowerLetter"/>
+      <w:lvlText w:val="%8."/>
+      <w:lvlJc w:val="left"/>
+      <w:pPr>
+        <w:ind w:left="5400" w:hanging="360"/>
+      </w:pPr>
+    </w:lvl>
+    <w:lvl w:ilvl="8" w:tplc="0419001B" w:tentative="1">
+      <w:start w:val="1"/>
+      <w:numFmt w:val="lowerRoman"/>
+      <w:lvlText w:val="%9."/>
+      <w:lvlJc w:val="right"/>
+      <w:pPr>
+        <w:ind w:left="6120" w:hanging="180"/>
+      </w:pPr>
+    </w:lvl>
+  </w:abstractNum>
+  <w:abstractNum w:abstractNumId="9" w15:restartNumberingAfterBreak="0">
     <w:nsid w:val="3A04739C"/>
     <w:multiLevelType w:val="multilevel"/>
     <w:tmpl w:val="FCE471DE"/>
@@ -4018,7 +1966,7 @@
       </w:rPr>
     </w:lvl>
   </w:abstractNum>
-  <w:abstractNum w:abstractNumId="8" w15:restartNumberingAfterBreak="0">
+  <w:abstractNum w:abstractNumId="10" w15:restartNumberingAfterBreak="0">
     <w:nsid w:val="3D634BF3"/>
     <w:multiLevelType w:val="multilevel"/>
     <w:tmpl w:val="DD0CC39C"/>
@@ -4167,7 +2115,7 @@
       </w:rPr>
     </w:lvl>
   </w:abstractNum>
-  <w:abstractNum w:abstractNumId="9" w15:restartNumberingAfterBreak="0">
+  <w:abstractNum w:abstractNumId="11" w15:restartNumberingAfterBreak="0">
     <w:nsid w:val="3EC543F0"/>
     <w:multiLevelType w:val="hybridMultilevel"/>
     <w:tmpl w:val="0B1ECAB2"/>
@@ -4257,7 +2205,7 @@
       </w:pPr>
     </w:lvl>
   </w:abstractNum>
-  <w:abstractNum w:abstractNumId="10" w15:restartNumberingAfterBreak="0">
+  <w:abstractNum w:abstractNumId="12" w15:restartNumberingAfterBreak="0">
     <w:nsid w:val="41B635C8"/>
     <w:multiLevelType w:val="multilevel"/>
     <w:tmpl w:val="D032CA22"/>
@@ -4406,7 +2354,7 @@
       </w:rPr>
     </w:lvl>
   </w:abstractNum>
-  <w:abstractNum w:abstractNumId="11" w15:restartNumberingAfterBreak="0">
+  <w:abstractNum w:abstractNumId="13" w15:restartNumberingAfterBreak="0">
     <w:nsid w:val="47B667FD"/>
     <w:multiLevelType w:val="multilevel"/>
     <w:tmpl w:val="688054BC"/>
@@ -4555,7 +2503,7 @@
       </w:rPr>
     </w:lvl>
   </w:abstractNum>
-  <w:abstractNum w:abstractNumId="12" w15:restartNumberingAfterBreak="0">
+  <w:abstractNum w:abstractNumId="14" w15:restartNumberingAfterBreak="0">
     <w:nsid w:val="4F4429FF"/>
     <w:multiLevelType w:val="multilevel"/>
     <w:tmpl w:val="BBFC3B38"/>
@@ -4704,7 +2652,7 @@
       </w:rPr>
     </w:lvl>
   </w:abstractNum>
-  <w:abstractNum w:abstractNumId="13" w15:restartNumberingAfterBreak="0">
+  <w:abstractNum w:abstractNumId="15" w15:restartNumberingAfterBreak="0">
     <w:nsid w:val="506E451A"/>
     <w:multiLevelType w:val="multilevel"/>
     <w:tmpl w:val="6F46610C"/>
@@ -4853,7 +2801,7 @@
       </w:rPr>
     </w:lvl>
   </w:abstractNum>
-  <w:abstractNum w:abstractNumId="14" w15:restartNumberingAfterBreak="0">
+  <w:abstractNum w:abstractNumId="16" w15:restartNumberingAfterBreak="0">
     <w:nsid w:val="54D53B05"/>
     <w:multiLevelType w:val="multilevel"/>
     <w:tmpl w:val="C274914A"/>
@@ -5002,7 +2950,7 @@
       </w:rPr>
     </w:lvl>
   </w:abstractNum>
-  <w:abstractNum w:abstractNumId="15" w15:restartNumberingAfterBreak="0">
+  <w:abstractNum w:abstractNumId="17" w15:restartNumberingAfterBreak="0">
     <w:nsid w:val="574242DE"/>
     <w:multiLevelType w:val="multilevel"/>
     <w:tmpl w:val="FEFA7016"/>
@@ -5151,7 +3099,7 @@
       </w:rPr>
     </w:lvl>
   </w:abstractNum>
-  <w:abstractNum w:abstractNumId="16" w15:restartNumberingAfterBreak="0">
+  <w:abstractNum w:abstractNumId="18" w15:restartNumberingAfterBreak="0">
     <w:nsid w:val="5E873CF7"/>
     <w:multiLevelType w:val="multilevel"/>
     <w:tmpl w:val="12D60232"/>
@@ -5300,7 +3248,7 @@
       </w:rPr>
     </w:lvl>
   </w:abstractNum>
-  <w:abstractNum w:abstractNumId="17" w15:restartNumberingAfterBreak="0">
+  <w:abstractNum w:abstractNumId="19" w15:restartNumberingAfterBreak="0">
     <w:nsid w:val="6BEE6059"/>
     <w:multiLevelType w:val="multilevel"/>
     <w:tmpl w:val="1B586D0C"/>
@@ -5449,7 +3397,7 @@
       </w:rPr>
     </w:lvl>
   </w:abstractNum>
-  <w:abstractNum w:abstractNumId="18" w15:restartNumberingAfterBreak="0">
+  <w:abstractNum w:abstractNumId="20" w15:restartNumberingAfterBreak="0">
     <w:nsid w:val="74912C46"/>
     <w:multiLevelType w:val="multilevel"/>
     <w:tmpl w:val="6822380C"/>
@@ -5598,7 +3546,7 @@
       </w:rPr>
     </w:lvl>
   </w:abstractNum>
-  <w:abstractNum w:abstractNumId="19" w15:restartNumberingAfterBreak="0">
+  <w:abstractNum w:abstractNumId="21" w15:restartNumberingAfterBreak="0">
     <w:nsid w:val="7536681A"/>
     <w:multiLevelType w:val="multilevel"/>
     <w:tmpl w:val="08C24468"/>
@@ -5747,7 +3695,7 @@
       </w:rPr>
     </w:lvl>
   </w:abstractNum>
-  <w:abstractNum w:abstractNumId="20" w15:restartNumberingAfterBreak="0">
+  <w:abstractNum w:abstractNumId="22" w15:restartNumberingAfterBreak="0">
     <w:nsid w:val="774A110B"/>
     <w:multiLevelType w:val="multilevel"/>
     <w:tmpl w:val="00FC4130"/>
@@ -5897,31 +3845,31 @@
     </w:lvl>
   </w:abstractNum>
   <w:num w:numId="1" w16cid:durableId="346638722">
-    <w:abstractNumId w:val="12"/>
+    <w:abstractNumId w:val="14"/>
   </w:num>
   <w:num w:numId="2" w16cid:durableId="1939874089">
-    <w:abstractNumId w:val="8"/>
+    <w:abstractNumId w:val="10"/>
   </w:num>
   <w:num w:numId="3" w16cid:durableId="988174766">
+    <w:abstractNumId w:val="15"/>
+  </w:num>
+  <w:num w:numId="4" w16cid:durableId="1705206231">
+    <w:abstractNumId w:val="9"/>
+  </w:num>
+  <w:num w:numId="5" w16cid:durableId="1760323635">
+    <w:abstractNumId w:val="7"/>
+  </w:num>
+  <w:num w:numId="6" w16cid:durableId="338654781">
     <w:abstractNumId w:val="13"/>
   </w:num>
-  <w:num w:numId="4" w16cid:durableId="1705206231">
-    <w:abstractNumId w:val="7"/>
-  </w:num>
-  <w:num w:numId="5" w16cid:durableId="1760323635">
-    <w:abstractNumId w:val="6"/>
-  </w:num>
-  <w:num w:numId="6" w16cid:durableId="338654781">
-    <w:abstractNumId w:val="11"/>
-  </w:num>
   <w:num w:numId="7" w16cid:durableId="1156071957">
-    <w:abstractNumId w:val="15"/>
+    <w:abstractNumId w:val="17"/>
   </w:num>
   <w:num w:numId="8" w16cid:durableId="1845824385">
-    <w:abstractNumId w:val="17"/>
+    <w:abstractNumId w:val="19"/>
   </w:num>
   <w:num w:numId="9" w16cid:durableId="1375930912">
-    <w:abstractNumId w:val="18"/>
+    <w:abstractNumId w:val="20"/>
   </w:num>
   <w:num w:numId="10" w16cid:durableId="452556104">
     <w:abstractNumId w:val="2"/>
@@ -5930,34 +3878,40 @@
     <w:abstractNumId w:val="0"/>
   </w:num>
   <w:num w:numId="12" w16cid:durableId="651911545">
-    <w:abstractNumId w:val="4"/>
+    <w:abstractNumId w:val="5"/>
   </w:num>
   <w:num w:numId="13" w16cid:durableId="633829201">
-    <w:abstractNumId w:val="5"/>
+    <w:abstractNumId w:val="6"/>
   </w:num>
   <w:num w:numId="14" w16cid:durableId="224419555">
-    <w:abstractNumId w:val="10"/>
+    <w:abstractNumId w:val="12"/>
   </w:num>
   <w:num w:numId="15" w16cid:durableId="426509802">
-    <w:abstractNumId w:val="20"/>
+    <w:abstractNumId w:val="22"/>
   </w:num>
   <w:num w:numId="16" w16cid:durableId="541594824">
     <w:abstractNumId w:val="1"/>
   </w:num>
   <w:num w:numId="17" w16cid:durableId="1818299616">
-    <w:abstractNumId w:val="19"/>
+    <w:abstractNumId w:val="21"/>
   </w:num>
   <w:num w:numId="18" w16cid:durableId="557936495">
-    <w:abstractNumId w:val="3"/>
+    <w:abstractNumId w:val="4"/>
   </w:num>
   <w:num w:numId="19" w16cid:durableId="385763401">
-    <w:abstractNumId w:val="14"/>
+    <w:abstractNumId w:val="16"/>
   </w:num>
   <w:num w:numId="20" w16cid:durableId="1033651897">
-    <w:abstractNumId w:val="16"/>
+    <w:abstractNumId w:val="18"/>
   </w:num>
   <w:num w:numId="21" w16cid:durableId="2109540657">
-    <w:abstractNumId w:val="9"/>
+    <w:abstractNumId w:val="11"/>
+  </w:num>
+  <w:num w:numId="22" w16cid:durableId="378480466">
+    <w:abstractNumId w:val="8"/>
+  </w:num>
+  <w:num w:numId="23" w16cid:durableId="1773356367">
+    <w:abstractNumId w:val="3"/>
   </w:num>
 </w:numbering>
 </file>
@@ -6565,6 +4519,7 @@
   <w:style w:type="character" w:default="1" w:styleId="a0">
     <w:name w:val="Default Paragraph Font"/>
     <w:uiPriority w:val="1"/>
+    <w:semiHidden/>
     <w:unhideWhenUsed/>
   </w:style>
   <w:style w:type="table" w:default="1" w:styleId="a1">
